--- a/project details.docx
+++ b/project details.docx
@@ -1306,1196 +1306,22 @@
     </w:p>
     <w:p>
       <w:pPr>
-        <w:rPr>
-          <w:lang w:val="en-IN"/>
-        </w:rPr>
-      </w:pPr>
-      <w:r>
-        <w:rPr>
-          <w:lang w:val="en-IN"/>
+        <w:spacing w:before="100" w:beforeAutospacing="1" w:after="100" w:afterAutospacing="1" w:line="240" w:lineRule="auto"/>
+        <w:rPr>
+          <w:rFonts w:ascii="Times New Roman" w:eastAsia="Times New Roman" w:hAnsi="Times New Roman" w:cs="Times New Roman"/>
+          <w:sz w:val="24"/>
+          <w:szCs w:val="24"/>
+        </w:rPr>
+      </w:pPr>
+      <w:r>
+        <w:rPr>
+          <w:rFonts w:ascii="Times New Roman" w:eastAsia="Times New Roman" w:hAnsi="Times New Roman" w:cs="Times New Roman"/>
+          <w:sz w:val="24"/>
+          <w:szCs w:val="24"/>
         </w:rPr>
         <w:lastRenderedPageBreak/>
-        <w:t>PATIENT ENTERS HOSPITAL</w:t>
-      </w:r>
-    </w:p>
-    <w:p>
-      <w:pPr>
-        <w:rPr>
-          <w:lang w:val="en-IN"/>
-        </w:rPr>
-      </w:pPr>
-      <w:r>
-        <w:rPr>
-          <w:lang w:val="en-IN"/>
-        </w:rPr>
-        <w:t xml:space="preserve">        ↓</w:t>
-      </w:r>
-    </w:p>
-    <w:p>
-      <w:pPr>
-        <w:rPr>
-          <w:lang w:val="en-IN"/>
-        </w:rPr>
-      </w:pPr>
-      <w:r>
-        <w:rPr>
-          <w:lang w:val="en-IN"/>
-        </w:rPr>
-        <w:t>Registration / Patient Check-in</w:t>
-      </w:r>
-    </w:p>
-    <w:p>
-      <w:pPr>
-        <w:rPr>
-          <w:lang w:val="en-IN"/>
-        </w:rPr>
-      </w:pPr>
-      <w:r>
-        <w:rPr>
-          <w:lang w:val="en-IN"/>
-        </w:rPr>
-        <w:t xml:space="preserve">        ↓</w:t>
-      </w:r>
-    </w:p>
-    <w:p>
-      <w:pPr>
-        <w:rPr>
-          <w:lang w:val="en-IN"/>
-        </w:rPr>
-      </w:pPr>
-      <w:r>
-        <w:rPr>
-          <w:lang w:val="en-IN"/>
-        </w:rPr>
-        <w:t>Appointment / Walk-in</w:t>
-      </w:r>
-    </w:p>
-    <w:p>
-      <w:pPr>
-        <w:rPr>
-          <w:lang w:val="en-IN"/>
-        </w:rPr>
-      </w:pPr>
-      <w:r>
-        <w:rPr>
-          <w:lang w:val="en-IN"/>
-        </w:rPr>
-        <w:t xml:space="preserve">        ↓</w:t>
-      </w:r>
-    </w:p>
-    <w:p>
-      <w:pPr>
-        <w:rPr>
-          <w:lang w:val="en-IN"/>
-        </w:rPr>
-      </w:pPr>
-      <w:r>
-        <w:rPr>
-          <w:lang w:val="en-IN"/>
-        </w:rPr>
-        <w:t>Receptionist</w:t>
-      </w:r>
-    </w:p>
-    <w:p>
-      <w:pPr>
-        <w:rPr>
-          <w:lang w:val="en-IN"/>
-        </w:rPr>
-      </w:pPr>
-      <w:r>
-        <w:rPr>
-          <w:lang w:val="en-IN"/>
-        </w:rPr>
-        <w:t xml:space="preserve">        ↓</w:t>
-      </w:r>
-    </w:p>
-    <w:p>
-      <w:pPr>
-        <w:rPr>
-          <w:lang w:val="en-IN"/>
-        </w:rPr>
-      </w:pPr>
-      <w:r>
-        <w:rPr>
-          <w:lang w:val="en-IN"/>
-        </w:rPr>
-        <w:t>Doctor Consultation</w:t>
-      </w:r>
-    </w:p>
-    <w:p>
-      <w:pPr>
-        <w:rPr>
-          <w:lang w:val="en-IN"/>
-        </w:rPr>
-      </w:pPr>
-      <w:r>
-        <w:rPr>
-          <w:lang w:val="en-IN"/>
-        </w:rPr>
-        <w:t xml:space="preserve">        ↓</w:t>
-      </w:r>
-    </w:p>
-    <w:p>
-      <w:pPr>
-        <w:rPr>
-          <w:lang w:val="en-IN"/>
-        </w:rPr>
-      </w:pPr>
-      <w:r>
-        <w:rPr>
-          <w:lang w:val="en-IN"/>
-        </w:rPr>
-        <w:t>Diagnosis</w:t>
-      </w:r>
-    </w:p>
-    <w:p>
-      <w:pPr>
-        <w:rPr>
-          <w:lang w:val="en-IN"/>
-        </w:rPr>
-      </w:pPr>
-      <w:r>
-        <w:rPr>
-          <w:lang w:val="en-IN"/>
-        </w:rPr>
-        <w:t xml:space="preserve">        ↓</w:t>
-      </w:r>
-    </w:p>
-    <w:p>
-      <w:pPr>
-        <w:rPr>
-          <w:lang w:val="en-IN"/>
-        </w:rPr>
-      </w:pPr>
-      <w:r>
-        <w:rPr>
-          <w:lang w:val="en-IN"/>
-        </w:rPr>
-        <w:t xml:space="preserve">   ┌───────────────</w:t>
-      </w:r>
-      <w:r>
-        <w:rPr>
-          <w:rFonts w:ascii="Arial" w:hAnsi="Arial" w:cs="Arial"/>
-          <w:lang w:val="en-IN"/>
-        </w:rPr>
-        <w:t>┬</w:t>
-      </w:r>
-      <w:r>
-        <w:rPr>
-          <w:rFonts w:ascii="Calibri" w:hAnsi="Calibri" w:cs="Calibri"/>
-          <w:lang w:val="en-IN"/>
-        </w:rPr>
-        <w:t>────────────────┐</w:t>
-      </w:r>
-    </w:p>
-    <w:p>
-      <w:pPr>
-        <w:rPr>
-          <w:lang w:val="en-IN"/>
-        </w:rPr>
-      </w:pPr>
-      <w:r>
-        <w:rPr>
-          <w:lang w:val="en-IN"/>
-        </w:rPr>
-        <w:t xml:space="preserve">   ↓               </w:t>
-      </w:r>
-      <w:proofErr w:type="spellStart"/>
-      <w:r>
-        <w:rPr>
-          <w:lang w:val="en-IN"/>
-        </w:rPr>
-        <w:t>↓</w:t>
-      </w:r>
-      <w:proofErr w:type="spellEnd"/>
-      <w:r>
-        <w:rPr>
-          <w:lang w:val="en-IN"/>
-        </w:rPr>
-        <w:t xml:space="preserve">                </w:t>
-      </w:r>
-      <w:proofErr w:type="spellStart"/>
-      <w:r>
-        <w:rPr>
-          <w:lang w:val="en-IN"/>
-        </w:rPr>
-        <w:t>↓</w:t>
-      </w:r>
-      <w:proofErr w:type="spellEnd"/>
-    </w:p>
-    <w:p>
-      <w:pPr>
-        <w:rPr>
-          <w:lang w:val="en-IN"/>
-        </w:rPr>
-      </w:pPr>
-      <w:r>
-        <w:rPr>
-          <w:lang w:val="en-IN"/>
-        </w:rPr>
-        <w:t>Treatment       Lab Tests       Admission</w:t>
-      </w:r>
-    </w:p>
-    <w:p>
-      <w:pPr>
-        <w:rPr>
-          <w:lang w:val="en-IN"/>
-        </w:rPr>
-      </w:pPr>
-      <w:r>
-        <w:rPr>
-          <w:lang w:val="en-IN"/>
-        </w:rPr>
-        <w:t xml:space="preserve">   ↓               </w:t>
-      </w:r>
-      <w:proofErr w:type="spellStart"/>
-      <w:r>
-        <w:rPr>
-          <w:lang w:val="en-IN"/>
-        </w:rPr>
-        <w:t>↓</w:t>
-      </w:r>
-      <w:proofErr w:type="spellEnd"/>
-      <w:r>
-        <w:rPr>
-          <w:lang w:val="en-IN"/>
-        </w:rPr>
-        <w:t xml:space="preserve">                </w:t>
-      </w:r>
-      <w:proofErr w:type="spellStart"/>
-      <w:r>
-        <w:rPr>
-          <w:lang w:val="en-IN"/>
-        </w:rPr>
-        <w:t>↓</w:t>
-      </w:r>
-      <w:proofErr w:type="spellEnd"/>
-    </w:p>
-    <w:p>
-      <w:pPr>
-        <w:rPr>
-          <w:lang w:val="en-IN"/>
-        </w:rPr>
-      </w:pPr>
-      <w:r>
-        <w:rPr>
-          <w:lang w:val="en-IN"/>
-        </w:rPr>
-        <w:t>Prescription    Lab Report      Bed/Ward</w:t>
-      </w:r>
-    </w:p>
-    <w:p>
-      <w:pPr>
-        <w:rPr>
-          <w:lang w:val="en-IN"/>
-        </w:rPr>
-      </w:pPr>
-      <w:r>
-        <w:rPr>
-          <w:lang w:val="en-IN"/>
-        </w:rPr>
-        <w:t xml:space="preserve">   ↓               </w:t>
-      </w:r>
-      <w:proofErr w:type="spellStart"/>
-      <w:r>
-        <w:rPr>
-          <w:lang w:val="en-IN"/>
-        </w:rPr>
-        <w:t>↓</w:t>
-      </w:r>
-      <w:proofErr w:type="spellEnd"/>
-      <w:r>
-        <w:rPr>
-          <w:lang w:val="en-IN"/>
-        </w:rPr>
-        <w:t xml:space="preserve">                </w:t>
-      </w:r>
-      <w:proofErr w:type="spellStart"/>
-      <w:r>
-        <w:rPr>
-          <w:lang w:val="en-IN"/>
-        </w:rPr>
-        <w:t>↓</w:t>
-      </w:r>
-      <w:proofErr w:type="spellEnd"/>
-    </w:p>
-    <w:p>
-      <w:pPr>
-        <w:rPr>
-          <w:lang w:val="en-IN"/>
-        </w:rPr>
-      </w:pPr>
-      <w:r>
-        <w:rPr>
-          <w:lang w:val="en-IN"/>
-        </w:rPr>
-        <w:t>Pharmacy        Doctor Review    Treatment</w:t>
-      </w:r>
-    </w:p>
-    <w:p>
-      <w:pPr>
-        <w:rPr>
-          <w:lang w:val="en-IN"/>
-        </w:rPr>
-      </w:pPr>
-      <w:r>
-        <w:rPr>
-          <w:lang w:val="en-IN"/>
-        </w:rPr>
-        <w:t xml:space="preserve">   └───────────────</w:t>
-      </w:r>
-      <w:r>
-        <w:rPr>
-          <w:rFonts w:ascii="Arial" w:hAnsi="Arial" w:cs="Arial"/>
-          <w:lang w:val="en-IN"/>
-        </w:rPr>
-        <w:t>┴</w:t>
-      </w:r>
-      <w:r>
-        <w:rPr>
-          <w:rFonts w:ascii="Calibri" w:hAnsi="Calibri" w:cs="Calibri"/>
-          <w:lang w:val="en-IN"/>
-        </w:rPr>
-        <w:t>────────────────┘</w:t>
-      </w:r>
-    </w:p>
-    <w:p>
-      <w:pPr>
-        <w:rPr>
-          <w:lang w:val="en-IN"/>
-        </w:rPr>
-      </w:pPr>
-      <w:r>
-        <w:rPr>
-          <w:lang w:val="en-IN"/>
-        </w:rPr>
-        <w:t xml:space="preserve">        ↓</w:t>
-      </w:r>
-    </w:p>
-    <w:p>
-      <w:pPr>
-        <w:rPr>
-          <w:lang w:val="en-IN"/>
-        </w:rPr>
-      </w:pPr>
-      <w:r>
-        <w:rPr>
-          <w:lang w:val="en-IN"/>
-        </w:rPr>
-        <w:t>Final Treatment / Follow-up</w:t>
-      </w:r>
-    </w:p>
-    <w:p>
-      <w:pPr>
-        <w:rPr>
-          <w:lang w:val="en-IN"/>
-        </w:rPr>
-      </w:pPr>
-      <w:r>
-        <w:rPr>
-          <w:lang w:val="en-IN"/>
-        </w:rPr>
-        <w:t xml:space="preserve">        ↓</w:t>
-      </w:r>
-    </w:p>
-    <w:p>
-      <w:pPr>
-        <w:rPr>
-          <w:lang w:val="en-IN"/>
-        </w:rPr>
-      </w:pPr>
-      <w:r>
-        <w:rPr>
-          <w:lang w:val="en-IN"/>
-        </w:rPr>
-        <w:t>Billing &amp; Payment</w:t>
-      </w:r>
-    </w:p>
-    <w:p>
-      <w:pPr>
-        <w:rPr>
-          <w:lang w:val="en-IN"/>
-        </w:rPr>
-      </w:pPr>
-      <w:r>
-        <w:rPr>
-          <w:lang w:val="en-IN"/>
-        </w:rPr>
-        <w:t xml:space="preserve">        ↓</w:t>
-      </w:r>
-    </w:p>
-    <w:p>
-      <w:pPr>
-        <w:rPr>
-          <w:lang w:val="en-IN"/>
-        </w:rPr>
-      </w:pPr>
-      <w:r>
-        <w:rPr>
-          <w:lang w:val="en-IN"/>
-        </w:rPr>
-        <w:lastRenderedPageBreak/>
-        <w:t>Discharge / Exit</w:t>
-      </w:r>
-    </w:p>
-    <w:p>
-      <w:pPr>
-        <w:rPr>
-          <w:lang w:val="en-IN"/>
-        </w:rPr>
-      </w:pPr>
-      <w:r>
-        <w:rPr>
-          <w:lang w:val="en-IN"/>
-        </w:rPr>
-        <w:t xml:space="preserve">        ↓</w:t>
-      </w:r>
-    </w:p>
-    <w:p>
-      <w:pPr>
-        <w:rPr>
-          <w:lang w:val="en-IN"/>
-        </w:rPr>
-      </w:pPr>
-      <w:r>
-        <w:rPr>
-          <w:lang w:val="en-IN"/>
-        </w:rPr>
-        <w:t>Patient Leaves Hospital</w:t>
-      </w:r>
-    </w:p>
-    <w:p>
-      <w:pPr>
-        <w:rPr>
-          <w:lang w:val="en-IN"/>
-        </w:rPr>
-      </w:pPr>
-    </w:p>
-    <w:p>
-      <w:pPr>
-        <w:rPr>
-          <w:lang w:val="en-IN"/>
-        </w:rPr>
-      </w:pPr>
-    </w:p>
-    <w:p>
-      <w:pPr>
-        <w:jc w:val="center"/>
-        <w:rPr>
-          <w:lang w:val="en-IN"/>
-        </w:rPr>
-      </w:pPr>
-      <w:r>
-        <w:rPr>
-          <w:lang w:val="en-IN"/>
-        </w:rPr>
-        <w:t>Admin workflow</w:t>
-      </w:r>
-    </w:p>
-    <w:p>
-      <w:pPr>
-        <w:spacing w:before="100" w:beforeAutospacing="1" w:after="100" w:afterAutospacing="1" w:line="240" w:lineRule="auto"/>
-        <w:rPr>
-          <w:rFonts w:ascii="Times New Roman" w:eastAsia="Times New Roman" w:hAnsi="Times New Roman" w:cs="Times New Roman"/>
-          <w:sz w:val="24"/>
-          <w:szCs w:val="24"/>
-        </w:rPr>
-      </w:pPr>
-      <w:proofErr w:type="gramStart"/>
-      <w:r>
-        <w:rPr>
-          <w:rFonts w:ascii="Times New Roman" w:eastAsia="Times New Roman" w:hAnsi="Times New Roman" w:cs="Times New Roman"/>
-          <w:sz w:val="24"/>
-          <w:szCs w:val="24"/>
-        </w:rPr>
-        <w:t xml:space="preserve">Hospital Admin </w:t>
-      </w:r>
-      <w:proofErr w:type="spellStart"/>
-      <w:r>
-        <w:rPr>
-          <w:rFonts w:ascii="Times New Roman" w:eastAsia="Times New Roman" w:hAnsi="Times New Roman" w:cs="Times New Roman"/>
-          <w:sz w:val="24"/>
-          <w:szCs w:val="24"/>
-        </w:rPr>
-        <w:t>indha</w:t>
-      </w:r>
-      <w:proofErr w:type="spellEnd"/>
-      <w:r>
-        <w:rPr>
-          <w:rFonts w:ascii="Times New Roman" w:eastAsia="Times New Roman" w:hAnsi="Times New Roman" w:cs="Times New Roman"/>
-          <w:sz w:val="24"/>
-          <w:szCs w:val="24"/>
-        </w:rPr>
-        <w:t xml:space="preserve"> order-la setup </w:t>
-      </w:r>
-      <w:proofErr w:type="spellStart"/>
-      <w:r>
-        <w:rPr>
-          <w:rFonts w:ascii="Times New Roman" w:eastAsia="Times New Roman" w:hAnsi="Times New Roman" w:cs="Times New Roman"/>
-          <w:sz w:val="24"/>
-          <w:szCs w:val="24"/>
-        </w:rPr>
-        <w:t>pannalaam</w:t>
-      </w:r>
-      <w:proofErr w:type="spellEnd"/>
-      <w:r>
-        <w:rPr>
-          <w:rFonts w:ascii="Times New Roman" w:eastAsia="Times New Roman" w:hAnsi="Times New Roman" w:cs="Times New Roman"/>
-          <w:sz w:val="24"/>
-          <w:szCs w:val="24"/>
-        </w:rPr>
-        <w:t>.</w:t>
-      </w:r>
-      <w:proofErr w:type="gramEnd"/>
-    </w:p>
-    <w:p>
-      <w:pPr>
-        <w:spacing w:before="100" w:beforeAutospacing="1" w:after="100" w:afterAutospacing="1" w:line="240" w:lineRule="auto"/>
-        <w:rPr>
-          <w:rFonts w:ascii="Times New Roman" w:eastAsia="Times New Roman" w:hAnsi="Times New Roman" w:cs="Times New Roman"/>
-          <w:sz w:val="24"/>
-          <w:szCs w:val="24"/>
-        </w:rPr>
-      </w:pPr>
-      <w:r>
-        <w:rPr>
-          <w:rFonts w:ascii="Times New Roman" w:eastAsia="Times New Roman" w:hAnsi="Times New Roman" w:cs="Times New Roman"/>
-          <w:sz w:val="24"/>
-          <w:szCs w:val="24"/>
-        </w:rPr>
-        <w:t>Step 1 — Complete Hospital Profile</w:t>
-      </w:r>
-    </w:p>
-    <w:p>
-      <w:pPr>
-        <w:spacing w:after="0" w:line="240" w:lineRule="auto"/>
-        <w:rPr>
-          <w:rFonts w:ascii="Times New Roman" w:eastAsia="Times New Roman" w:hAnsi="Times New Roman" w:cs="Times New Roman"/>
-          <w:sz w:val="24"/>
-          <w:szCs w:val="24"/>
-        </w:rPr>
-      </w:pPr>
-      <w:r>
-        <w:rPr>
-          <w:rFonts w:ascii="Times New Roman" w:eastAsia="Times New Roman" w:hAnsi="Times New Roman" w:cs="Times New Roman"/>
-          <w:sz w:val="24"/>
-          <w:szCs w:val="24"/>
-        </w:rPr>
-        <w:t>First priority</w:t>
-      </w:r>
-    </w:p>
-    <w:p>
-      <w:pPr>
-        <w:spacing w:before="100" w:beforeAutospacing="1" w:after="100" w:afterAutospacing="1" w:line="240" w:lineRule="auto"/>
-        <w:rPr>
-          <w:rFonts w:ascii="Times New Roman" w:eastAsia="Times New Roman" w:hAnsi="Times New Roman" w:cs="Times New Roman"/>
-          <w:sz w:val="24"/>
-          <w:szCs w:val="24"/>
-        </w:rPr>
-      </w:pPr>
-      <w:r>
-        <w:rPr>
-          <w:rFonts w:ascii="Times New Roman" w:eastAsia="Times New Roman" w:hAnsi="Times New Roman" w:cs="Times New Roman"/>
-          <w:sz w:val="24"/>
-          <w:szCs w:val="24"/>
-        </w:rPr>
-        <w:t>Hospital name, logo, address, contact number, email, working hours, registration details.</w:t>
-      </w:r>
-    </w:p>
-    <w:p>
-      <w:pPr>
-        <w:spacing w:before="100" w:beforeAutospacing="1" w:after="100" w:afterAutospacing="1" w:line="240" w:lineRule="auto"/>
-        <w:rPr>
-          <w:rFonts w:ascii="Times New Roman" w:eastAsia="Times New Roman" w:hAnsi="Times New Roman" w:cs="Times New Roman"/>
-          <w:sz w:val="24"/>
-          <w:szCs w:val="24"/>
-        </w:rPr>
-      </w:pPr>
-      <w:r>
-        <w:rPr>
-          <w:rFonts w:ascii="Times New Roman" w:eastAsia="Times New Roman" w:hAnsi="Times New Roman" w:cs="Times New Roman"/>
-          <w:sz w:val="24"/>
-          <w:szCs w:val="24"/>
-        </w:rPr>
-        <w:t>Step 2 — Configure Departments</w:t>
-      </w:r>
-    </w:p>
-    <w:p>
-      <w:pPr>
-        <w:spacing w:before="100" w:beforeAutospacing="1" w:after="100" w:afterAutospacing="1" w:line="240" w:lineRule="auto"/>
-        <w:rPr>
-          <w:rFonts w:ascii="Times New Roman" w:eastAsia="Times New Roman" w:hAnsi="Times New Roman" w:cs="Times New Roman"/>
-          <w:sz w:val="24"/>
-          <w:szCs w:val="24"/>
-        </w:rPr>
-      </w:pPr>
-      <w:r>
-        <w:rPr>
-          <w:rFonts w:ascii="Times New Roman" w:eastAsia="Times New Roman" w:hAnsi="Times New Roman" w:cs="Times New Roman"/>
-          <w:sz w:val="24"/>
-          <w:szCs w:val="24"/>
-        </w:rPr>
-        <w:t xml:space="preserve">General Medicine, Cardiology, Pediatrics </w:t>
-      </w:r>
-      <w:proofErr w:type="spellStart"/>
-      <w:r>
-        <w:rPr>
-          <w:rFonts w:ascii="Times New Roman" w:eastAsia="Times New Roman" w:hAnsi="Times New Roman" w:cs="Times New Roman"/>
-          <w:sz w:val="24"/>
-          <w:szCs w:val="24"/>
-        </w:rPr>
-        <w:t>maadhiri</w:t>
-      </w:r>
-      <w:proofErr w:type="spellEnd"/>
-      <w:r>
-        <w:rPr>
-          <w:rFonts w:ascii="Times New Roman" w:eastAsia="Times New Roman" w:hAnsi="Times New Roman" w:cs="Times New Roman"/>
-          <w:sz w:val="24"/>
-          <w:szCs w:val="24"/>
-        </w:rPr>
-        <w:t xml:space="preserve"> hospital-</w:t>
-      </w:r>
-      <w:proofErr w:type="spellStart"/>
-      <w:r>
-        <w:rPr>
-          <w:rFonts w:ascii="Times New Roman" w:eastAsia="Times New Roman" w:hAnsi="Times New Roman" w:cs="Times New Roman"/>
-          <w:sz w:val="24"/>
-          <w:szCs w:val="24"/>
-        </w:rPr>
-        <w:t>ku</w:t>
-      </w:r>
-      <w:proofErr w:type="spellEnd"/>
-      <w:r>
-        <w:rPr>
-          <w:rFonts w:ascii="Times New Roman" w:eastAsia="Times New Roman" w:hAnsi="Times New Roman" w:cs="Times New Roman"/>
-          <w:sz w:val="24"/>
-          <w:szCs w:val="24"/>
-        </w:rPr>
-        <w:t xml:space="preserve"> </w:t>
-      </w:r>
-      <w:proofErr w:type="spellStart"/>
-      <w:r>
-        <w:rPr>
-          <w:rFonts w:ascii="Times New Roman" w:eastAsia="Times New Roman" w:hAnsi="Times New Roman" w:cs="Times New Roman"/>
-          <w:sz w:val="24"/>
-          <w:szCs w:val="24"/>
-        </w:rPr>
-        <w:t>thevaiyaana</w:t>
-      </w:r>
-      <w:proofErr w:type="spellEnd"/>
-      <w:r>
-        <w:rPr>
-          <w:rFonts w:ascii="Times New Roman" w:eastAsia="Times New Roman" w:hAnsi="Times New Roman" w:cs="Times New Roman"/>
-          <w:sz w:val="24"/>
-          <w:szCs w:val="24"/>
-        </w:rPr>
-        <w:t xml:space="preserve"> departments create </w:t>
-      </w:r>
-      <w:proofErr w:type="spellStart"/>
-      <w:r>
-        <w:rPr>
-          <w:rFonts w:ascii="Times New Roman" w:eastAsia="Times New Roman" w:hAnsi="Times New Roman" w:cs="Times New Roman"/>
-          <w:sz w:val="24"/>
-          <w:szCs w:val="24"/>
-        </w:rPr>
-        <w:t>pannunga</w:t>
-      </w:r>
-      <w:proofErr w:type="spellEnd"/>
-      <w:r>
-        <w:rPr>
-          <w:rFonts w:ascii="Times New Roman" w:eastAsia="Times New Roman" w:hAnsi="Times New Roman" w:cs="Times New Roman"/>
-          <w:sz w:val="24"/>
-          <w:szCs w:val="24"/>
-        </w:rPr>
-        <w:t xml:space="preserve">. Laboratory department-um </w:t>
-      </w:r>
-      <w:proofErr w:type="spellStart"/>
-      <w:r>
-        <w:rPr>
-          <w:rFonts w:ascii="Times New Roman" w:eastAsia="Times New Roman" w:hAnsi="Times New Roman" w:cs="Times New Roman"/>
-          <w:sz w:val="24"/>
-          <w:szCs w:val="24"/>
-        </w:rPr>
-        <w:t>thevaippattaal</w:t>
-      </w:r>
-      <w:proofErr w:type="spellEnd"/>
-      <w:r>
-        <w:rPr>
-          <w:rFonts w:ascii="Times New Roman" w:eastAsia="Times New Roman" w:hAnsi="Times New Roman" w:cs="Times New Roman"/>
-          <w:sz w:val="24"/>
-          <w:szCs w:val="24"/>
-        </w:rPr>
-        <w:t xml:space="preserve"> configure </w:t>
-      </w:r>
-      <w:proofErr w:type="spellStart"/>
-      <w:r>
-        <w:rPr>
-          <w:rFonts w:ascii="Times New Roman" w:eastAsia="Times New Roman" w:hAnsi="Times New Roman" w:cs="Times New Roman"/>
-          <w:sz w:val="24"/>
-          <w:szCs w:val="24"/>
-        </w:rPr>
-        <w:t>pannalaam</w:t>
-      </w:r>
-      <w:proofErr w:type="spellEnd"/>
-      <w:r>
-        <w:rPr>
-          <w:rFonts w:ascii="Times New Roman" w:eastAsia="Times New Roman" w:hAnsi="Times New Roman" w:cs="Times New Roman"/>
-          <w:sz w:val="24"/>
-          <w:szCs w:val="24"/>
-        </w:rPr>
-        <w:t>.</w:t>
-      </w:r>
-    </w:p>
-    <w:p>
-      <w:pPr>
-        <w:spacing w:before="100" w:beforeAutospacing="1" w:after="100" w:afterAutospacing="1" w:line="240" w:lineRule="auto"/>
-        <w:rPr>
-          <w:rFonts w:ascii="Times New Roman" w:eastAsia="Times New Roman" w:hAnsi="Times New Roman" w:cs="Times New Roman"/>
-          <w:sz w:val="24"/>
-          <w:szCs w:val="24"/>
-        </w:rPr>
-      </w:pPr>
-      <w:r>
-        <w:rPr>
-          <w:rFonts w:ascii="Times New Roman" w:eastAsia="Times New Roman" w:hAnsi="Times New Roman" w:cs="Times New Roman"/>
-          <w:sz w:val="24"/>
-          <w:szCs w:val="24"/>
-        </w:rPr>
-        <w:t>Step 3 — Create OPD Rooms / Chambers</w:t>
-      </w:r>
-    </w:p>
-    <w:p>
-      <w:pPr>
-        <w:spacing w:before="100" w:beforeAutospacing="1" w:after="100" w:afterAutospacing="1" w:line="240" w:lineRule="auto"/>
-        <w:rPr>
-          <w:rFonts w:ascii="Times New Roman" w:eastAsia="Times New Roman" w:hAnsi="Times New Roman" w:cs="Times New Roman"/>
-          <w:sz w:val="24"/>
-          <w:szCs w:val="24"/>
-        </w:rPr>
-      </w:pPr>
-      <w:r>
-        <w:rPr>
-          <w:rFonts w:ascii="Times New Roman" w:eastAsia="Times New Roman" w:hAnsi="Times New Roman" w:cs="Times New Roman"/>
-          <w:sz w:val="24"/>
-          <w:szCs w:val="24"/>
-        </w:rPr>
-        <w:t xml:space="preserve">Room name, room code, department, </w:t>
-      </w:r>
-      <w:proofErr w:type="gramStart"/>
-      <w:r>
-        <w:rPr>
-          <w:rFonts w:ascii="Times New Roman" w:eastAsia="Times New Roman" w:hAnsi="Times New Roman" w:cs="Times New Roman"/>
-          <w:sz w:val="24"/>
-          <w:szCs w:val="24"/>
-        </w:rPr>
-        <w:t>floor</w:t>
-      </w:r>
-      <w:proofErr w:type="gramEnd"/>
-      <w:r>
-        <w:rPr>
-          <w:rFonts w:ascii="Times New Roman" w:eastAsia="Times New Roman" w:hAnsi="Times New Roman" w:cs="Times New Roman"/>
-          <w:sz w:val="24"/>
-          <w:szCs w:val="24"/>
-        </w:rPr>
-        <w:t xml:space="preserve">/location set </w:t>
-      </w:r>
-      <w:proofErr w:type="spellStart"/>
-      <w:r>
-        <w:rPr>
-          <w:rFonts w:ascii="Times New Roman" w:eastAsia="Times New Roman" w:hAnsi="Times New Roman" w:cs="Times New Roman"/>
-          <w:sz w:val="24"/>
-          <w:szCs w:val="24"/>
-        </w:rPr>
-        <w:t>pannunga</w:t>
-      </w:r>
-      <w:proofErr w:type="spellEnd"/>
-      <w:r>
-        <w:rPr>
-          <w:rFonts w:ascii="Times New Roman" w:eastAsia="Times New Roman" w:hAnsi="Times New Roman" w:cs="Times New Roman"/>
-          <w:sz w:val="24"/>
-          <w:szCs w:val="24"/>
-        </w:rPr>
-        <w:t>. Example: General Medicine OPD — OPD-101.</w:t>
-      </w:r>
-    </w:p>
-    <w:p>
-      <w:pPr>
-        <w:spacing w:before="100" w:beforeAutospacing="1" w:after="100" w:afterAutospacing="1" w:line="240" w:lineRule="auto"/>
-        <w:rPr>
-          <w:rFonts w:ascii="Times New Roman" w:eastAsia="Times New Roman" w:hAnsi="Times New Roman" w:cs="Times New Roman"/>
-          <w:sz w:val="24"/>
-          <w:szCs w:val="24"/>
-        </w:rPr>
-      </w:pPr>
-      <w:r>
-        <w:rPr>
-          <w:rFonts w:ascii="Times New Roman" w:eastAsia="Times New Roman" w:hAnsi="Times New Roman" w:cs="Times New Roman"/>
-          <w:sz w:val="24"/>
-          <w:szCs w:val="24"/>
-        </w:rPr>
-        <w:t>Step 4 — Add Doctors</w:t>
-      </w:r>
-    </w:p>
-    <w:p>
-      <w:pPr>
-        <w:spacing w:before="100" w:beforeAutospacing="1" w:after="100" w:afterAutospacing="1" w:line="240" w:lineRule="auto"/>
-        <w:rPr>
-          <w:rFonts w:ascii="Times New Roman" w:eastAsia="Times New Roman" w:hAnsi="Times New Roman" w:cs="Times New Roman"/>
-          <w:sz w:val="24"/>
-          <w:szCs w:val="24"/>
-        </w:rPr>
-      </w:pPr>
-      <w:r>
-        <w:rPr>
-          <w:rFonts w:ascii="Times New Roman" w:eastAsia="Times New Roman" w:hAnsi="Times New Roman" w:cs="Times New Roman"/>
-          <w:sz w:val="24"/>
-          <w:szCs w:val="24"/>
-        </w:rPr>
-        <w:t xml:space="preserve">Doctor details, specialization, department, OPD room, consultation fee, login account configure </w:t>
-      </w:r>
-      <w:proofErr w:type="spellStart"/>
-      <w:r>
-        <w:rPr>
-          <w:rFonts w:ascii="Times New Roman" w:eastAsia="Times New Roman" w:hAnsi="Times New Roman" w:cs="Times New Roman"/>
-          <w:sz w:val="24"/>
-          <w:szCs w:val="24"/>
-        </w:rPr>
-        <w:t>pannunga</w:t>
-      </w:r>
-      <w:proofErr w:type="spellEnd"/>
-      <w:r>
-        <w:rPr>
-          <w:rFonts w:ascii="Times New Roman" w:eastAsia="Times New Roman" w:hAnsi="Times New Roman" w:cs="Times New Roman"/>
-          <w:sz w:val="24"/>
-          <w:szCs w:val="24"/>
-        </w:rPr>
-        <w:t xml:space="preserve">. </w:t>
-      </w:r>
-      <w:proofErr w:type="gramStart"/>
-      <w:r>
-        <w:rPr>
-          <w:rFonts w:ascii="Times New Roman" w:eastAsia="Times New Roman" w:hAnsi="Times New Roman" w:cs="Times New Roman"/>
-          <w:sz w:val="24"/>
-          <w:szCs w:val="24"/>
-        </w:rPr>
-        <w:t>Plan limit</w:t>
-      </w:r>
-      <w:proofErr w:type="gramEnd"/>
-      <w:r>
-        <w:rPr>
-          <w:rFonts w:ascii="Times New Roman" w:eastAsia="Times New Roman" w:hAnsi="Times New Roman" w:cs="Times New Roman"/>
-          <w:sz w:val="24"/>
-          <w:szCs w:val="24"/>
-        </w:rPr>
-        <w:t xml:space="preserve"> check </w:t>
-      </w:r>
-      <w:proofErr w:type="spellStart"/>
-      <w:r>
-        <w:rPr>
-          <w:rFonts w:ascii="Times New Roman" w:eastAsia="Times New Roman" w:hAnsi="Times New Roman" w:cs="Times New Roman"/>
-          <w:sz w:val="24"/>
-          <w:szCs w:val="24"/>
-        </w:rPr>
-        <w:t>pannanum</w:t>
-      </w:r>
-      <w:proofErr w:type="spellEnd"/>
-      <w:r>
-        <w:rPr>
-          <w:rFonts w:ascii="Times New Roman" w:eastAsia="Times New Roman" w:hAnsi="Times New Roman" w:cs="Times New Roman"/>
-          <w:sz w:val="24"/>
-          <w:szCs w:val="24"/>
-        </w:rPr>
-        <w:t>.</w:t>
-      </w:r>
-    </w:p>
-    <w:p>
-      <w:pPr>
-        <w:spacing w:before="100" w:beforeAutospacing="1" w:after="100" w:afterAutospacing="1" w:line="240" w:lineRule="auto"/>
-        <w:rPr>
-          <w:rFonts w:ascii="Times New Roman" w:eastAsia="Times New Roman" w:hAnsi="Times New Roman" w:cs="Times New Roman"/>
-          <w:sz w:val="24"/>
-          <w:szCs w:val="24"/>
-        </w:rPr>
-      </w:pPr>
-      <w:r>
-        <w:rPr>
-          <w:rFonts w:ascii="Times New Roman" w:eastAsia="Times New Roman" w:hAnsi="Times New Roman" w:cs="Times New Roman"/>
-          <w:sz w:val="24"/>
-          <w:szCs w:val="24"/>
-        </w:rPr>
-        <w:t>Step 5 — Add Hospital Staff</w:t>
-      </w:r>
-    </w:p>
-    <w:p>
-      <w:pPr>
-        <w:spacing w:before="100" w:beforeAutospacing="1" w:after="100" w:afterAutospacing="1" w:line="240" w:lineRule="auto"/>
-        <w:rPr>
-          <w:rFonts w:ascii="Times New Roman" w:eastAsia="Times New Roman" w:hAnsi="Times New Roman" w:cs="Times New Roman"/>
-          <w:sz w:val="24"/>
-          <w:szCs w:val="24"/>
-        </w:rPr>
-      </w:pPr>
-      <w:r>
-        <w:rPr>
-          <w:rFonts w:ascii="Times New Roman" w:eastAsia="Times New Roman" w:hAnsi="Times New Roman" w:cs="Times New Roman"/>
-          <w:sz w:val="24"/>
-          <w:szCs w:val="24"/>
-        </w:rPr>
-        <w:t xml:space="preserve">Receptionist, nurse, accountant </w:t>
-      </w:r>
-      <w:proofErr w:type="spellStart"/>
-      <w:r>
-        <w:rPr>
-          <w:rFonts w:ascii="Times New Roman" w:eastAsia="Times New Roman" w:hAnsi="Times New Roman" w:cs="Times New Roman"/>
-          <w:sz w:val="24"/>
-          <w:szCs w:val="24"/>
-        </w:rPr>
-        <w:t>maadhiri</w:t>
-      </w:r>
-      <w:proofErr w:type="spellEnd"/>
-      <w:r>
-        <w:rPr>
-          <w:rFonts w:ascii="Times New Roman" w:eastAsia="Times New Roman" w:hAnsi="Times New Roman" w:cs="Times New Roman"/>
-          <w:sz w:val="24"/>
-          <w:szCs w:val="24"/>
-        </w:rPr>
-        <w:t xml:space="preserve"> staff-</w:t>
-      </w:r>
-      <w:proofErr w:type="spellStart"/>
-      <w:r>
-        <w:rPr>
-          <w:rFonts w:ascii="Times New Roman" w:eastAsia="Times New Roman" w:hAnsi="Times New Roman" w:cs="Times New Roman"/>
-          <w:sz w:val="24"/>
-          <w:szCs w:val="24"/>
-        </w:rPr>
-        <w:t>ai</w:t>
-      </w:r>
-      <w:proofErr w:type="spellEnd"/>
-      <w:r>
-        <w:rPr>
-          <w:rFonts w:ascii="Times New Roman" w:eastAsia="Times New Roman" w:hAnsi="Times New Roman" w:cs="Times New Roman"/>
-          <w:sz w:val="24"/>
-          <w:szCs w:val="24"/>
-        </w:rPr>
-        <w:t xml:space="preserve"> create </w:t>
-      </w:r>
-      <w:proofErr w:type="spellStart"/>
-      <w:r>
-        <w:rPr>
-          <w:rFonts w:ascii="Times New Roman" w:eastAsia="Times New Roman" w:hAnsi="Times New Roman" w:cs="Times New Roman"/>
-          <w:sz w:val="24"/>
-          <w:szCs w:val="24"/>
-        </w:rPr>
-        <w:t>panni</w:t>
-      </w:r>
-      <w:proofErr w:type="spellEnd"/>
-      <w:r>
-        <w:rPr>
-          <w:rFonts w:ascii="Times New Roman" w:eastAsia="Times New Roman" w:hAnsi="Times New Roman" w:cs="Times New Roman"/>
-          <w:sz w:val="24"/>
-          <w:szCs w:val="24"/>
-        </w:rPr>
-        <w:t xml:space="preserve">, correct roles and permissions assign </w:t>
-      </w:r>
-      <w:proofErr w:type="spellStart"/>
-      <w:r>
-        <w:rPr>
-          <w:rFonts w:ascii="Times New Roman" w:eastAsia="Times New Roman" w:hAnsi="Times New Roman" w:cs="Times New Roman"/>
-          <w:sz w:val="24"/>
-          <w:szCs w:val="24"/>
-        </w:rPr>
-        <w:t>pannunga</w:t>
-      </w:r>
-      <w:proofErr w:type="spellEnd"/>
-      <w:r>
-        <w:rPr>
-          <w:rFonts w:ascii="Times New Roman" w:eastAsia="Times New Roman" w:hAnsi="Times New Roman" w:cs="Times New Roman"/>
-          <w:sz w:val="24"/>
-          <w:szCs w:val="24"/>
-        </w:rPr>
-        <w:t>.</w:t>
-      </w:r>
-    </w:p>
-    <w:p>
-      <w:pPr>
-        <w:spacing w:before="100" w:beforeAutospacing="1" w:after="100" w:afterAutospacing="1" w:line="240" w:lineRule="auto"/>
-        <w:rPr>
-          <w:rFonts w:ascii="Times New Roman" w:eastAsia="Times New Roman" w:hAnsi="Times New Roman" w:cs="Times New Roman"/>
-          <w:sz w:val="24"/>
-          <w:szCs w:val="24"/>
-        </w:rPr>
-      </w:pPr>
-      <w:r>
-        <w:rPr>
-          <w:rFonts w:ascii="Times New Roman" w:eastAsia="Times New Roman" w:hAnsi="Times New Roman" w:cs="Times New Roman"/>
-          <w:sz w:val="24"/>
-          <w:szCs w:val="24"/>
-        </w:rPr>
-        <w:t>Step 6 — Configure Appointment Settings</w:t>
-      </w:r>
-    </w:p>
-    <w:p>
-      <w:pPr>
-        <w:spacing w:before="100" w:beforeAutospacing="1" w:after="100" w:afterAutospacing="1" w:line="240" w:lineRule="auto"/>
-        <w:rPr>
-          <w:rFonts w:ascii="Times New Roman" w:eastAsia="Times New Roman" w:hAnsi="Times New Roman" w:cs="Times New Roman"/>
-          <w:sz w:val="24"/>
-          <w:szCs w:val="24"/>
-        </w:rPr>
-      </w:pPr>
-      <w:r>
-        <w:rPr>
-          <w:rFonts w:ascii="Times New Roman" w:eastAsia="Times New Roman" w:hAnsi="Times New Roman" w:cs="Times New Roman"/>
-          <w:sz w:val="24"/>
-          <w:szCs w:val="24"/>
-        </w:rPr>
-        <w:t xml:space="preserve">Doctor availability, consultation timings, appointment slots, working days and cancellation rules set </w:t>
-      </w:r>
-      <w:proofErr w:type="spellStart"/>
-      <w:r>
-        <w:rPr>
-          <w:rFonts w:ascii="Times New Roman" w:eastAsia="Times New Roman" w:hAnsi="Times New Roman" w:cs="Times New Roman"/>
-          <w:sz w:val="24"/>
-          <w:szCs w:val="24"/>
-        </w:rPr>
-        <w:t>pannunga</w:t>
-      </w:r>
-      <w:proofErr w:type="spellEnd"/>
-      <w:r>
-        <w:rPr>
-          <w:rFonts w:ascii="Times New Roman" w:eastAsia="Times New Roman" w:hAnsi="Times New Roman" w:cs="Times New Roman"/>
-          <w:sz w:val="24"/>
-          <w:szCs w:val="24"/>
-        </w:rPr>
-        <w:t>.</w:t>
-      </w:r>
-    </w:p>
-    <w:p>
-      <w:pPr>
-        <w:spacing w:before="100" w:beforeAutospacing="1" w:after="100" w:afterAutospacing="1" w:line="240" w:lineRule="auto"/>
-        <w:rPr>
-          <w:rFonts w:ascii="Times New Roman" w:eastAsia="Times New Roman" w:hAnsi="Times New Roman" w:cs="Times New Roman"/>
-          <w:sz w:val="24"/>
-          <w:szCs w:val="24"/>
-        </w:rPr>
-      </w:pPr>
-      <w:r>
-        <w:rPr>
-          <w:rFonts w:ascii="Times New Roman" w:eastAsia="Times New Roman" w:hAnsi="Times New Roman" w:cs="Times New Roman"/>
-          <w:sz w:val="24"/>
-          <w:szCs w:val="24"/>
-        </w:rPr>
-        <w:t>Step 7 — Verify and Start Operations</w:t>
-      </w:r>
-    </w:p>
-    <w:p>
-      <w:pPr>
-        <w:spacing w:before="100" w:beforeAutospacing="1" w:after="100" w:afterAutospacing="1" w:line="240" w:lineRule="auto"/>
-        <w:rPr>
-          <w:rFonts w:ascii="Times New Roman" w:eastAsia="Times New Roman" w:hAnsi="Times New Roman" w:cs="Times New Roman"/>
-          <w:sz w:val="24"/>
-          <w:szCs w:val="24"/>
-        </w:rPr>
-      </w:pPr>
-      <w:r>
-        <w:rPr>
-          <w:rFonts w:ascii="Times New Roman" w:eastAsia="Times New Roman" w:hAnsi="Times New Roman" w:cs="Times New Roman"/>
-          <w:sz w:val="24"/>
-          <w:szCs w:val="24"/>
-        </w:rPr>
-        <w:lastRenderedPageBreak/>
-        <w:t>Hospital details, doctors, staff, appointment slots and billing configuration correct-</w:t>
-      </w:r>
-      <w:proofErr w:type="spellStart"/>
-      <w:r>
-        <w:rPr>
-          <w:rFonts w:ascii="Times New Roman" w:eastAsia="Times New Roman" w:hAnsi="Times New Roman" w:cs="Times New Roman"/>
-          <w:sz w:val="24"/>
-          <w:szCs w:val="24"/>
-        </w:rPr>
-        <w:t>aa</w:t>
-      </w:r>
-      <w:proofErr w:type="spellEnd"/>
-      <w:r>
-        <w:rPr>
-          <w:rFonts w:ascii="Times New Roman" w:eastAsia="Times New Roman" w:hAnsi="Times New Roman" w:cs="Times New Roman"/>
-          <w:sz w:val="24"/>
-          <w:szCs w:val="24"/>
-        </w:rPr>
-        <w:t xml:space="preserve"> </w:t>
-      </w:r>
-      <w:proofErr w:type="spellStart"/>
-      <w:r>
-        <w:rPr>
-          <w:rFonts w:ascii="Times New Roman" w:eastAsia="Times New Roman" w:hAnsi="Times New Roman" w:cs="Times New Roman"/>
-          <w:sz w:val="24"/>
-          <w:szCs w:val="24"/>
-        </w:rPr>
-        <w:t>irukka</w:t>
-      </w:r>
-      <w:proofErr w:type="spellEnd"/>
-      <w:r>
-        <w:rPr>
-          <w:rFonts w:ascii="Times New Roman" w:eastAsia="Times New Roman" w:hAnsi="Times New Roman" w:cs="Times New Roman"/>
-          <w:sz w:val="24"/>
-          <w:szCs w:val="24"/>
-        </w:rPr>
-        <w:t xml:space="preserve">-nu verify </w:t>
-      </w:r>
-      <w:proofErr w:type="spellStart"/>
-      <w:r>
-        <w:rPr>
-          <w:rFonts w:ascii="Times New Roman" w:eastAsia="Times New Roman" w:hAnsi="Times New Roman" w:cs="Times New Roman"/>
-          <w:sz w:val="24"/>
-          <w:szCs w:val="24"/>
-        </w:rPr>
-        <w:t>pannunga</w:t>
-      </w:r>
-      <w:proofErr w:type="spellEnd"/>
-      <w:r>
-        <w:rPr>
-          <w:rFonts w:ascii="Times New Roman" w:eastAsia="Times New Roman" w:hAnsi="Times New Roman" w:cs="Times New Roman"/>
-          <w:sz w:val="24"/>
-          <w:szCs w:val="24"/>
-        </w:rPr>
-        <w:t>.</w:t>
-      </w:r>
-      <w:r>
-        <w:rPr>
-          <w:rFonts w:ascii="Times New Roman" w:eastAsia="Times New Roman" w:hAnsi="Times New Roman" w:cs="Times New Roman"/>
-          <w:sz w:val="24"/>
-          <w:szCs w:val="24"/>
-        </w:rPr>
-        <w:br/>
-      </w:r>
-    </w:p>
-    <w:p>
-      <w:pPr>
-        <w:spacing w:before="100" w:beforeAutospacing="1" w:after="100" w:afterAutospacing="1" w:line="240" w:lineRule="auto"/>
-        <w:rPr>
-          <w:rFonts w:ascii="Times New Roman" w:eastAsia="Times New Roman" w:hAnsi="Times New Roman" w:cs="Times New Roman"/>
-          <w:sz w:val="24"/>
-          <w:szCs w:val="24"/>
-        </w:rPr>
-      </w:pPr>
-      <w:r>
-        <w:rPr>
-          <w:rFonts w:ascii="Times New Roman" w:eastAsia="Times New Roman" w:hAnsi="Times New Roman" w:cs="Times New Roman"/>
-          <w:sz w:val="24"/>
-          <w:szCs w:val="24"/>
-        </w:rPr>
-        <w:t>Step 8- Now assign HOD</w:t>
-      </w:r>
-    </w:p>
-    <w:p>
-      <w:pPr>
-        <w:spacing w:before="100" w:beforeAutospacing="1" w:after="100" w:afterAutospacing="1" w:line="240" w:lineRule="auto"/>
-        <w:rPr>
-          <w:rFonts w:ascii="Times New Roman" w:eastAsia="Times New Roman" w:hAnsi="Times New Roman" w:cs="Times New Roman"/>
-          <w:sz w:val="24"/>
-          <w:szCs w:val="24"/>
-        </w:rPr>
-      </w:pPr>
+        <w:t>Subscription plans</w:t>
+      </w:r>
     </w:p>
     <w:p>
       <w:pPr>
@@ -2527,7 +1353,7 @@
                     </pic:cNvPicPr>
                   </pic:nvPicPr>
                   <pic:blipFill>
-                    <a:blip r:embed="rId4"/>
+                    <a:blip r:embed="rId5"/>
                     <a:srcRect/>
                     <a:stretch>
                       <a:fillRect/>
@@ -2555,6 +1381,1238 @@
           </wp:inline>
         </w:drawing>
       </w:r>
+      <w:r>
+        <w:rPr>
+          <w:lang w:val="en-IN"/>
+        </w:rPr>
+        <w:br/>
+      </w:r>
+      <w:r>
+        <w:rPr>
+          <w:lang w:val="en-IN"/>
+        </w:rPr>
+        <w:br/>
+        <w:t>Starter clinic</w:t>
+      </w:r>
+    </w:p>
+    <w:p>
+      <w:pPr>
+        <w:jc w:val="center"/>
+        <w:rPr>
+          <w:lang w:val="en-IN"/>
+        </w:rPr>
+      </w:pPr>
+      <w:r>
+        <w:rPr>
+          <w:lang w:val="en-IN"/>
+        </w:rPr>
+        <w:t>Admin workflow</w:t>
+      </w:r>
+    </w:p>
+    <w:p>
+      <w:pPr>
+        <w:spacing w:before="100" w:beforeAutospacing="1" w:after="100" w:afterAutospacing="1" w:line="240" w:lineRule="auto"/>
+        <w:rPr>
+          <w:rFonts w:ascii="Times New Roman" w:eastAsia="Times New Roman" w:hAnsi="Times New Roman" w:cs="Times New Roman"/>
+          <w:sz w:val="24"/>
+          <w:szCs w:val="24"/>
+        </w:rPr>
+      </w:pPr>
+      <w:proofErr w:type="gramStart"/>
+      <w:r>
+        <w:rPr>
+          <w:rFonts w:ascii="Times New Roman" w:eastAsia="Times New Roman" w:hAnsi="Times New Roman" w:cs="Times New Roman"/>
+          <w:sz w:val="24"/>
+          <w:szCs w:val="24"/>
+        </w:rPr>
+        <w:t xml:space="preserve">Hospital Admin </w:t>
+      </w:r>
+      <w:proofErr w:type="spellStart"/>
+      <w:r>
+        <w:rPr>
+          <w:rFonts w:ascii="Times New Roman" w:eastAsia="Times New Roman" w:hAnsi="Times New Roman" w:cs="Times New Roman"/>
+          <w:sz w:val="24"/>
+          <w:szCs w:val="24"/>
+        </w:rPr>
+        <w:t>indha</w:t>
+      </w:r>
+      <w:proofErr w:type="spellEnd"/>
+      <w:r>
+        <w:rPr>
+          <w:rFonts w:ascii="Times New Roman" w:eastAsia="Times New Roman" w:hAnsi="Times New Roman" w:cs="Times New Roman"/>
+          <w:sz w:val="24"/>
+          <w:szCs w:val="24"/>
+        </w:rPr>
+        <w:t xml:space="preserve"> order-la setup </w:t>
+      </w:r>
+      <w:proofErr w:type="spellStart"/>
+      <w:r>
+        <w:rPr>
+          <w:rFonts w:ascii="Times New Roman" w:eastAsia="Times New Roman" w:hAnsi="Times New Roman" w:cs="Times New Roman"/>
+          <w:sz w:val="24"/>
+          <w:szCs w:val="24"/>
+        </w:rPr>
+        <w:t>pannalaam</w:t>
+      </w:r>
+      <w:proofErr w:type="spellEnd"/>
+      <w:r>
+        <w:rPr>
+          <w:rFonts w:ascii="Times New Roman" w:eastAsia="Times New Roman" w:hAnsi="Times New Roman" w:cs="Times New Roman"/>
+          <w:sz w:val="24"/>
+          <w:szCs w:val="24"/>
+        </w:rPr>
+        <w:t>.</w:t>
+      </w:r>
+      <w:proofErr w:type="gramEnd"/>
+    </w:p>
+    <w:p>
+      <w:pPr>
+        <w:spacing w:before="100" w:beforeAutospacing="1" w:after="100" w:afterAutospacing="1" w:line="240" w:lineRule="auto"/>
+        <w:rPr>
+          <w:rFonts w:ascii="Times New Roman" w:eastAsia="Times New Roman" w:hAnsi="Times New Roman" w:cs="Times New Roman"/>
+          <w:sz w:val="24"/>
+          <w:szCs w:val="24"/>
+        </w:rPr>
+      </w:pPr>
+      <w:r>
+        <w:rPr>
+          <w:rFonts w:ascii="Times New Roman" w:eastAsia="Times New Roman" w:hAnsi="Times New Roman" w:cs="Times New Roman"/>
+          <w:sz w:val="24"/>
+          <w:szCs w:val="24"/>
+        </w:rPr>
+        <w:t>Step 1 — Complete Hospital Profile</w:t>
+      </w:r>
+    </w:p>
+    <w:p>
+      <w:pPr>
+        <w:spacing w:after="0" w:line="240" w:lineRule="auto"/>
+        <w:rPr>
+          <w:rFonts w:ascii="Times New Roman" w:eastAsia="Times New Roman" w:hAnsi="Times New Roman" w:cs="Times New Roman"/>
+          <w:sz w:val="24"/>
+          <w:szCs w:val="24"/>
+        </w:rPr>
+      </w:pPr>
+      <w:r>
+        <w:rPr>
+          <w:rFonts w:ascii="Times New Roman" w:eastAsia="Times New Roman" w:hAnsi="Times New Roman" w:cs="Times New Roman"/>
+          <w:sz w:val="24"/>
+          <w:szCs w:val="24"/>
+        </w:rPr>
+        <w:t>First priority</w:t>
+      </w:r>
+    </w:p>
+    <w:p>
+      <w:pPr>
+        <w:spacing w:before="100" w:beforeAutospacing="1" w:after="100" w:afterAutospacing="1" w:line="240" w:lineRule="auto"/>
+        <w:rPr>
+          <w:rFonts w:ascii="Times New Roman" w:eastAsia="Times New Roman" w:hAnsi="Times New Roman" w:cs="Times New Roman"/>
+          <w:sz w:val="24"/>
+          <w:szCs w:val="24"/>
+        </w:rPr>
+      </w:pPr>
+      <w:r>
+        <w:rPr>
+          <w:rFonts w:ascii="Times New Roman" w:eastAsia="Times New Roman" w:hAnsi="Times New Roman" w:cs="Times New Roman"/>
+          <w:sz w:val="24"/>
+          <w:szCs w:val="24"/>
+        </w:rPr>
+        <w:t>Hospital name, logo, address, contact number, email, working hours, registration details.</w:t>
+      </w:r>
+    </w:p>
+    <w:p>
+      <w:pPr>
+        <w:spacing w:before="100" w:beforeAutospacing="1" w:after="100" w:afterAutospacing="1" w:line="240" w:lineRule="auto"/>
+        <w:rPr>
+          <w:rFonts w:ascii="Times New Roman" w:eastAsia="Times New Roman" w:hAnsi="Times New Roman" w:cs="Times New Roman"/>
+          <w:sz w:val="24"/>
+          <w:szCs w:val="24"/>
+        </w:rPr>
+      </w:pPr>
+      <w:r>
+        <w:rPr>
+          <w:rFonts w:ascii="Times New Roman" w:eastAsia="Times New Roman" w:hAnsi="Times New Roman" w:cs="Times New Roman"/>
+          <w:sz w:val="24"/>
+          <w:szCs w:val="24"/>
+        </w:rPr>
+        <w:t>Step 2 — Configure Departments</w:t>
+      </w:r>
+    </w:p>
+    <w:p>
+      <w:pPr>
+        <w:spacing w:before="100" w:beforeAutospacing="1" w:after="100" w:afterAutospacing="1" w:line="240" w:lineRule="auto"/>
+        <w:rPr>
+          <w:rFonts w:ascii="Times New Roman" w:eastAsia="Times New Roman" w:hAnsi="Times New Roman" w:cs="Times New Roman"/>
+          <w:sz w:val="24"/>
+          <w:szCs w:val="24"/>
+        </w:rPr>
+      </w:pPr>
+      <w:r>
+        <w:rPr>
+          <w:rFonts w:ascii="Times New Roman" w:eastAsia="Times New Roman" w:hAnsi="Times New Roman" w:cs="Times New Roman"/>
+          <w:sz w:val="24"/>
+          <w:szCs w:val="24"/>
+        </w:rPr>
+        <w:t xml:space="preserve">General Medicine, Cardiology, Pediatrics </w:t>
+      </w:r>
+      <w:proofErr w:type="spellStart"/>
+      <w:r>
+        <w:rPr>
+          <w:rFonts w:ascii="Times New Roman" w:eastAsia="Times New Roman" w:hAnsi="Times New Roman" w:cs="Times New Roman"/>
+          <w:sz w:val="24"/>
+          <w:szCs w:val="24"/>
+        </w:rPr>
+        <w:t>maadhiri</w:t>
+      </w:r>
+      <w:proofErr w:type="spellEnd"/>
+      <w:r>
+        <w:rPr>
+          <w:rFonts w:ascii="Times New Roman" w:eastAsia="Times New Roman" w:hAnsi="Times New Roman" w:cs="Times New Roman"/>
+          <w:sz w:val="24"/>
+          <w:szCs w:val="24"/>
+        </w:rPr>
+        <w:t xml:space="preserve"> hospital-</w:t>
+      </w:r>
+      <w:proofErr w:type="spellStart"/>
+      <w:r>
+        <w:rPr>
+          <w:rFonts w:ascii="Times New Roman" w:eastAsia="Times New Roman" w:hAnsi="Times New Roman" w:cs="Times New Roman"/>
+          <w:sz w:val="24"/>
+          <w:szCs w:val="24"/>
+        </w:rPr>
+        <w:t>ku</w:t>
+      </w:r>
+      <w:proofErr w:type="spellEnd"/>
+      <w:r>
+        <w:rPr>
+          <w:rFonts w:ascii="Times New Roman" w:eastAsia="Times New Roman" w:hAnsi="Times New Roman" w:cs="Times New Roman"/>
+          <w:sz w:val="24"/>
+          <w:szCs w:val="24"/>
+        </w:rPr>
+        <w:t xml:space="preserve"> </w:t>
+      </w:r>
+      <w:proofErr w:type="spellStart"/>
+      <w:r>
+        <w:rPr>
+          <w:rFonts w:ascii="Times New Roman" w:eastAsia="Times New Roman" w:hAnsi="Times New Roman" w:cs="Times New Roman"/>
+          <w:sz w:val="24"/>
+          <w:szCs w:val="24"/>
+        </w:rPr>
+        <w:t>thevaiyaana</w:t>
+      </w:r>
+      <w:proofErr w:type="spellEnd"/>
+      <w:r>
+        <w:rPr>
+          <w:rFonts w:ascii="Times New Roman" w:eastAsia="Times New Roman" w:hAnsi="Times New Roman" w:cs="Times New Roman"/>
+          <w:sz w:val="24"/>
+          <w:szCs w:val="24"/>
+        </w:rPr>
+        <w:t xml:space="preserve"> departments create </w:t>
+      </w:r>
+      <w:proofErr w:type="spellStart"/>
+      <w:r>
+        <w:rPr>
+          <w:rFonts w:ascii="Times New Roman" w:eastAsia="Times New Roman" w:hAnsi="Times New Roman" w:cs="Times New Roman"/>
+          <w:sz w:val="24"/>
+          <w:szCs w:val="24"/>
+        </w:rPr>
+        <w:t>pannunga</w:t>
+      </w:r>
+      <w:proofErr w:type="spellEnd"/>
+      <w:r>
+        <w:rPr>
+          <w:rFonts w:ascii="Times New Roman" w:eastAsia="Times New Roman" w:hAnsi="Times New Roman" w:cs="Times New Roman"/>
+          <w:sz w:val="24"/>
+          <w:szCs w:val="24"/>
+        </w:rPr>
+        <w:t xml:space="preserve">. Laboratory department-um </w:t>
+      </w:r>
+      <w:proofErr w:type="spellStart"/>
+      <w:r>
+        <w:rPr>
+          <w:rFonts w:ascii="Times New Roman" w:eastAsia="Times New Roman" w:hAnsi="Times New Roman" w:cs="Times New Roman"/>
+          <w:sz w:val="24"/>
+          <w:szCs w:val="24"/>
+        </w:rPr>
+        <w:t>thevaippattaal</w:t>
+      </w:r>
+      <w:proofErr w:type="spellEnd"/>
+      <w:r>
+        <w:rPr>
+          <w:rFonts w:ascii="Times New Roman" w:eastAsia="Times New Roman" w:hAnsi="Times New Roman" w:cs="Times New Roman"/>
+          <w:sz w:val="24"/>
+          <w:szCs w:val="24"/>
+        </w:rPr>
+        <w:t xml:space="preserve"> configure </w:t>
+      </w:r>
+      <w:proofErr w:type="spellStart"/>
+      <w:r>
+        <w:rPr>
+          <w:rFonts w:ascii="Times New Roman" w:eastAsia="Times New Roman" w:hAnsi="Times New Roman" w:cs="Times New Roman"/>
+          <w:sz w:val="24"/>
+          <w:szCs w:val="24"/>
+        </w:rPr>
+        <w:t>pannalaam</w:t>
+      </w:r>
+      <w:proofErr w:type="spellEnd"/>
+      <w:r>
+        <w:rPr>
+          <w:rFonts w:ascii="Times New Roman" w:eastAsia="Times New Roman" w:hAnsi="Times New Roman" w:cs="Times New Roman"/>
+          <w:sz w:val="24"/>
+          <w:szCs w:val="24"/>
+        </w:rPr>
+        <w:t>.</w:t>
+      </w:r>
+    </w:p>
+    <w:p>
+      <w:pPr>
+        <w:spacing w:before="100" w:beforeAutospacing="1" w:after="100" w:afterAutospacing="1" w:line="240" w:lineRule="auto"/>
+        <w:rPr>
+          <w:rFonts w:ascii="Times New Roman" w:eastAsia="Times New Roman" w:hAnsi="Times New Roman" w:cs="Times New Roman"/>
+          <w:sz w:val="24"/>
+          <w:szCs w:val="24"/>
+        </w:rPr>
+      </w:pPr>
+      <w:r>
+        <w:rPr>
+          <w:rFonts w:ascii="Times New Roman" w:eastAsia="Times New Roman" w:hAnsi="Times New Roman" w:cs="Times New Roman"/>
+          <w:sz w:val="24"/>
+          <w:szCs w:val="24"/>
+        </w:rPr>
+        <w:t>Step 3 — Create OPD Rooms / Chambers</w:t>
+      </w:r>
+    </w:p>
+    <w:p>
+      <w:pPr>
+        <w:spacing w:before="100" w:beforeAutospacing="1" w:after="100" w:afterAutospacing="1" w:line="240" w:lineRule="auto"/>
+        <w:rPr>
+          <w:rFonts w:ascii="Times New Roman" w:eastAsia="Times New Roman" w:hAnsi="Times New Roman" w:cs="Times New Roman"/>
+          <w:sz w:val="24"/>
+          <w:szCs w:val="24"/>
+        </w:rPr>
+      </w:pPr>
+      <w:r>
+        <w:rPr>
+          <w:rFonts w:ascii="Times New Roman" w:eastAsia="Times New Roman" w:hAnsi="Times New Roman" w:cs="Times New Roman"/>
+          <w:sz w:val="24"/>
+          <w:szCs w:val="24"/>
+        </w:rPr>
+        <w:t xml:space="preserve">Room name, room code, department, </w:t>
+      </w:r>
+      <w:proofErr w:type="gramStart"/>
+      <w:r>
+        <w:rPr>
+          <w:rFonts w:ascii="Times New Roman" w:eastAsia="Times New Roman" w:hAnsi="Times New Roman" w:cs="Times New Roman"/>
+          <w:sz w:val="24"/>
+          <w:szCs w:val="24"/>
+        </w:rPr>
+        <w:t>floor</w:t>
+      </w:r>
+      <w:proofErr w:type="gramEnd"/>
+      <w:r>
+        <w:rPr>
+          <w:rFonts w:ascii="Times New Roman" w:eastAsia="Times New Roman" w:hAnsi="Times New Roman" w:cs="Times New Roman"/>
+          <w:sz w:val="24"/>
+          <w:szCs w:val="24"/>
+        </w:rPr>
+        <w:t xml:space="preserve">/location set </w:t>
+      </w:r>
+      <w:proofErr w:type="spellStart"/>
+      <w:r>
+        <w:rPr>
+          <w:rFonts w:ascii="Times New Roman" w:eastAsia="Times New Roman" w:hAnsi="Times New Roman" w:cs="Times New Roman"/>
+          <w:sz w:val="24"/>
+          <w:szCs w:val="24"/>
+        </w:rPr>
+        <w:t>pannunga</w:t>
+      </w:r>
+      <w:proofErr w:type="spellEnd"/>
+      <w:r>
+        <w:rPr>
+          <w:rFonts w:ascii="Times New Roman" w:eastAsia="Times New Roman" w:hAnsi="Times New Roman" w:cs="Times New Roman"/>
+          <w:sz w:val="24"/>
+          <w:szCs w:val="24"/>
+        </w:rPr>
+        <w:t>. Example: General Medicine OPD — OPD-101.</w:t>
+      </w:r>
+    </w:p>
+    <w:p>
+      <w:pPr>
+        <w:spacing w:before="100" w:beforeAutospacing="1" w:after="100" w:afterAutospacing="1" w:line="240" w:lineRule="auto"/>
+        <w:rPr>
+          <w:rFonts w:ascii="Times New Roman" w:eastAsia="Times New Roman" w:hAnsi="Times New Roman" w:cs="Times New Roman"/>
+          <w:sz w:val="24"/>
+          <w:szCs w:val="24"/>
+        </w:rPr>
+      </w:pPr>
+      <w:r>
+        <w:rPr>
+          <w:rFonts w:ascii="Times New Roman" w:eastAsia="Times New Roman" w:hAnsi="Times New Roman" w:cs="Times New Roman"/>
+          <w:sz w:val="24"/>
+          <w:szCs w:val="24"/>
+        </w:rPr>
+        <w:t>Step 4 — Add Doctors</w:t>
+      </w:r>
+    </w:p>
+    <w:p>
+      <w:pPr>
+        <w:spacing w:before="100" w:beforeAutospacing="1" w:after="100" w:afterAutospacing="1" w:line="240" w:lineRule="auto"/>
+        <w:rPr>
+          <w:rFonts w:ascii="Times New Roman" w:eastAsia="Times New Roman" w:hAnsi="Times New Roman" w:cs="Times New Roman"/>
+          <w:sz w:val="24"/>
+          <w:szCs w:val="24"/>
+        </w:rPr>
+      </w:pPr>
+      <w:r>
+        <w:rPr>
+          <w:rFonts w:ascii="Times New Roman" w:eastAsia="Times New Roman" w:hAnsi="Times New Roman" w:cs="Times New Roman"/>
+          <w:sz w:val="24"/>
+          <w:szCs w:val="24"/>
+        </w:rPr>
+        <w:lastRenderedPageBreak/>
+        <w:t xml:space="preserve">Doctor details, specialization, department, OPD room, consultation fee, login account configure </w:t>
+      </w:r>
+      <w:proofErr w:type="spellStart"/>
+      <w:r>
+        <w:rPr>
+          <w:rFonts w:ascii="Times New Roman" w:eastAsia="Times New Roman" w:hAnsi="Times New Roman" w:cs="Times New Roman"/>
+          <w:sz w:val="24"/>
+          <w:szCs w:val="24"/>
+        </w:rPr>
+        <w:t>pannunga</w:t>
+      </w:r>
+      <w:proofErr w:type="spellEnd"/>
+      <w:r>
+        <w:rPr>
+          <w:rFonts w:ascii="Times New Roman" w:eastAsia="Times New Roman" w:hAnsi="Times New Roman" w:cs="Times New Roman"/>
+          <w:sz w:val="24"/>
+          <w:szCs w:val="24"/>
+        </w:rPr>
+        <w:t xml:space="preserve">. </w:t>
+      </w:r>
+      <w:proofErr w:type="gramStart"/>
+      <w:r>
+        <w:rPr>
+          <w:rFonts w:ascii="Times New Roman" w:eastAsia="Times New Roman" w:hAnsi="Times New Roman" w:cs="Times New Roman"/>
+          <w:sz w:val="24"/>
+          <w:szCs w:val="24"/>
+        </w:rPr>
+        <w:t>Plan limit</w:t>
+      </w:r>
+      <w:proofErr w:type="gramEnd"/>
+      <w:r>
+        <w:rPr>
+          <w:rFonts w:ascii="Times New Roman" w:eastAsia="Times New Roman" w:hAnsi="Times New Roman" w:cs="Times New Roman"/>
+          <w:sz w:val="24"/>
+          <w:szCs w:val="24"/>
+        </w:rPr>
+        <w:t xml:space="preserve"> check </w:t>
+      </w:r>
+      <w:proofErr w:type="spellStart"/>
+      <w:r>
+        <w:rPr>
+          <w:rFonts w:ascii="Times New Roman" w:eastAsia="Times New Roman" w:hAnsi="Times New Roman" w:cs="Times New Roman"/>
+          <w:sz w:val="24"/>
+          <w:szCs w:val="24"/>
+        </w:rPr>
+        <w:t>pannanum</w:t>
+      </w:r>
+      <w:proofErr w:type="spellEnd"/>
+      <w:r>
+        <w:rPr>
+          <w:rFonts w:ascii="Times New Roman" w:eastAsia="Times New Roman" w:hAnsi="Times New Roman" w:cs="Times New Roman"/>
+          <w:sz w:val="24"/>
+          <w:szCs w:val="24"/>
+        </w:rPr>
+        <w:t>.</w:t>
+      </w:r>
+    </w:p>
+    <w:p>
+      <w:pPr>
+        <w:spacing w:before="100" w:beforeAutospacing="1" w:after="100" w:afterAutospacing="1" w:line="240" w:lineRule="auto"/>
+        <w:rPr>
+          <w:rFonts w:ascii="Times New Roman" w:eastAsia="Times New Roman" w:hAnsi="Times New Roman" w:cs="Times New Roman"/>
+          <w:sz w:val="24"/>
+          <w:szCs w:val="24"/>
+        </w:rPr>
+      </w:pPr>
+      <w:r>
+        <w:rPr>
+          <w:rFonts w:ascii="Times New Roman" w:eastAsia="Times New Roman" w:hAnsi="Times New Roman" w:cs="Times New Roman"/>
+          <w:sz w:val="24"/>
+          <w:szCs w:val="24"/>
+        </w:rPr>
+        <w:t>Step 5 — Add Hospital Staff</w:t>
+      </w:r>
+    </w:p>
+    <w:p>
+      <w:pPr>
+        <w:spacing w:before="100" w:beforeAutospacing="1" w:after="100" w:afterAutospacing="1" w:line="240" w:lineRule="auto"/>
+        <w:rPr>
+          <w:rFonts w:ascii="Times New Roman" w:eastAsia="Times New Roman" w:hAnsi="Times New Roman" w:cs="Times New Roman"/>
+          <w:sz w:val="24"/>
+          <w:szCs w:val="24"/>
+        </w:rPr>
+      </w:pPr>
+      <w:r>
+        <w:rPr>
+          <w:rFonts w:ascii="Times New Roman" w:eastAsia="Times New Roman" w:hAnsi="Times New Roman" w:cs="Times New Roman"/>
+          <w:sz w:val="24"/>
+          <w:szCs w:val="24"/>
+        </w:rPr>
+        <w:t xml:space="preserve">Receptionist, nurse, accountant </w:t>
+      </w:r>
+      <w:proofErr w:type="spellStart"/>
+      <w:r>
+        <w:rPr>
+          <w:rFonts w:ascii="Times New Roman" w:eastAsia="Times New Roman" w:hAnsi="Times New Roman" w:cs="Times New Roman"/>
+          <w:sz w:val="24"/>
+          <w:szCs w:val="24"/>
+        </w:rPr>
+        <w:t>maadhiri</w:t>
+      </w:r>
+      <w:proofErr w:type="spellEnd"/>
+      <w:r>
+        <w:rPr>
+          <w:rFonts w:ascii="Times New Roman" w:eastAsia="Times New Roman" w:hAnsi="Times New Roman" w:cs="Times New Roman"/>
+          <w:sz w:val="24"/>
+          <w:szCs w:val="24"/>
+        </w:rPr>
+        <w:t xml:space="preserve"> staff-</w:t>
+      </w:r>
+      <w:proofErr w:type="spellStart"/>
+      <w:r>
+        <w:rPr>
+          <w:rFonts w:ascii="Times New Roman" w:eastAsia="Times New Roman" w:hAnsi="Times New Roman" w:cs="Times New Roman"/>
+          <w:sz w:val="24"/>
+          <w:szCs w:val="24"/>
+        </w:rPr>
+        <w:t>ai</w:t>
+      </w:r>
+      <w:proofErr w:type="spellEnd"/>
+      <w:r>
+        <w:rPr>
+          <w:rFonts w:ascii="Times New Roman" w:eastAsia="Times New Roman" w:hAnsi="Times New Roman" w:cs="Times New Roman"/>
+          <w:sz w:val="24"/>
+          <w:szCs w:val="24"/>
+        </w:rPr>
+        <w:t xml:space="preserve"> create </w:t>
+      </w:r>
+      <w:proofErr w:type="spellStart"/>
+      <w:r>
+        <w:rPr>
+          <w:rFonts w:ascii="Times New Roman" w:eastAsia="Times New Roman" w:hAnsi="Times New Roman" w:cs="Times New Roman"/>
+          <w:sz w:val="24"/>
+          <w:szCs w:val="24"/>
+        </w:rPr>
+        <w:t>panni</w:t>
+      </w:r>
+      <w:proofErr w:type="spellEnd"/>
+      <w:r>
+        <w:rPr>
+          <w:rFonts w:ascii="Times New Roman" w:eastAsia="Times New Roman" w:hAnsi="Times New Roman" w:cs="Times New Roman"/>
+          <w:sz w:val="24"/>
+          <w:szCs w:val="24"/>
+        </w:rPr>
+        <w:t xml:space="preserve">, correct roles and permissions assign </w:t>
+      </w:r>
+      <w:proofErr w:type="spellStart"/>
+      <w:r>
+        <w:rPr>
+          <w:rFonts w:ascii="Times New Roman" w:eastAsia="Times New Roman" w:hAnsi="Times New Roman" w:cs="Times New Roman"/>
+          <w:sz w:val="24"/>
+          <w:szCs w:val="24"/>
+        </w:rPr>
+        <w:t>pannunga</w:t>
+      </w:r>
+      <w:proofErr w:type="spellEnd"/>
+      <w:r>
+        <w:rPr>
+          <w:rFonts w:ascii="Times New Roman" w:eastAsia="Times New Roman" w:hAnsi="Times New Roman" w:cs="Times New Roman"/>
+          <w:sz w:val="24"/>
+          <w:szCs w:val="24"/>
+        </w:rPr>
+        <w:t>.</w:t>
+      </w:r>
+    </w:p>
+    <w:p>
+      <w:pPr>
+        <w:spacing w:before="100" w:beforeAutospacing="1" w:after="100" w:afterAutospacing="1" w:line="240" w:lineRule="auto"/>
+        <w:rPr>
+          <w:rFonts w:ascii="Times New Roman" w:eastAsia="Times New Roman" w:hAnsi="Times New Roman" w:cs="Times New Roman"/>
+          <w:sz w:val="24"/>
+          <w:szCs w:val="24"/>
+        </w:rPr>
+      </w:pPr>
+      <w:r>
+        <w:rPr>
+          <w:rFonts w:ascii="Times New Roman" w:eastAsia="Times New Roman" w:hAnsi="Times New Roman" w:cs="Times New Roman"/>
+          <w:sz w:val="24"/>
+          <w:szCs w:val="24"/>
+        </w:rPr>
+        <w:t>Step 6 — Configure Appointment Settings</w:t>
+      </w:r>
+    </w:p>
+    <w:p>
+      <w:pPr>
+        <w:spacing w:before="100" w:beforeAutospacing="1" w:after="100" w:afterAutospacing="1" w:line="240" w:lineRule="auto"/>
+        <w:rPr>
+          <w:rFonts w:ascii="Times New Roman" w:eastAsia="Times New Roman" w:hAnsi="Times New Roman" w:cs="Times New Roman"/>
+          <w:sz w:val="24"/>
+          <w:szCs w:val="24"/>
+        </w:rPr>
+      </w:pPr>
+      <w:r>
+        <w:rPr>
+          <w:rFonts w:ascii="Times New Roman" w:eastAsia="Times New Roman" w:hAnsi="Times New Roman" w:cs="Times New Roman"/>
+          <w:sz w:val="24"/>
+          <w:szCs w:val="24"/>
+        </w:rPr>
+        <w:t xml:space="preserve">Doctor availability, consultation timings, appointment slots, working days and cancellation rules set </w:t>
+      </w:r>
+      <w:proofErr w:type="spellStart"/>
+      <w:r>
+        <w:rPr>
+          <w:rFonts w:ascii="Times New Roman" w:eastAsia="Times New Roman" w:hAnsi="Times New Roman" w:cs="Times New Roman"/>
+          <w:sz w:val="24"/>
+          <w:szCs w:val="24"/>
+        </w:rPr>
+        <w:t>pannunga</w:t>
+      </w:r>
+      <w:proofErr w:type="spellEnd"/>
+      <w:r>
+        <w:rPr>
+          <w:rFonts w:ascii="Times New Roman" w:eastAsia="Times New Roman" w:hAnsi="Times New Roman" w:cs="Times New Roman"/>
+          <w:sz w:val="24"/>
+          <w:szCs w:val="24"/>
+        </w:rPr>
+        <w:t>.</w:t>
+      </w:r>
+    </w:p>
+    <w:p>
+      <w:pPr>
+        <w:spacing w:before="100" w:beforeAutospacing="1" w:after="100" w:afterAutospacing="1" w:line="240" w:lineRule="auto"/>
+        <w:rPr>
+          <w:rFonts w:ascii="Times New Roman" w:eastAsia="Times New Roman" w:hAnsi="Times New Roman" w:cs="Times New Roman"/>
+          <w:sz w:val="24"/>
+          <w:szCs w:val="24"/>
+        </w:rPr>
+      </w:pPr>
+      <w:r>
+        <w:rPr>
+          <w:rFonts w:ascii="Times New Roman" w:eastAsia="Times New Roman" w:hAnsi="Times New Roman" w:cs="Times New Roman"/>
+          <w:sz w:val="24"/>
+          <w:szCs w:val="24"/>
+        </w:rPr>
+        <w:t>Step 7 — Verify and Start Operations</w:t>
+      </w:r>
+    </w:p>
+    <w:p>
+      <w:pPr>
+        <w:spacing w:before="100" w:beforeAutospacing="1" w:after="100" w:afterAutospacing="1" w:line="240" w:lineRule="auto"/>
+        <w:rPr>
+          <w:rFonts w:ascii="Times New Roman" w:eastAsia="Times New Roman" w:hAnsi="Times New Roman" w:cs="Times New Roman"/>
+          <w:sz w:val="24"/>
+          <w:szCs w:val="24"/>
+        </w:rPr>
+      </w:pPr>
+      <w:r>
+        <w:rPr>
+          <w:rFonts w:ascii="Times New Roman" w:eastAsia="Times New Roman" w:hAnsi="Times New Roman" w:cs="Times New Roman"/>
+          <w:sz w:val="24"/>
+          <w:szCs w:val="24"/>
+        </w:rPr>
+        <w:t>Hospital details, doctors, staff, appointment slots and billing configuration correct-</w:t>
+      </w:r>
+      <w:proofErr w:type="spellStart"/>
+      <w:r>
+        <w:rPr>
+          <w:rFonts w:ascii="Times New Roman" w:eastAsia="Times New Roman" w:hAnsi="Times New Roman" w:cs="Times New Roman"/>
+          <w:sz w:val="24"/>
+          <w:szCs w:val="24"/>
+        </w:rPr>
+        <w:t>aa</w:t>
+      </w:r>
+      <w:proofErr w:type="spellEnd"/>
+      <w:r>
+        <w:rPr>
+          <w:rFonts w:ascii="Times New Roman" w:eastAsia="Times New Roman" w:hAnsi="Times New Roman" w:cs="Times New Roman"/>
+          <w:sz w:val="24"/>
+          <w:szCs w:val="24"/>
+        </w:rPr>
+        <w:t xml:space="preserve"> </w:t>
+      </w:r>
+      <w:proofErr w:type="spellStart"/>
+      <w:r>
+        <w:rPr>
+          <w:rFonts w:ascii="Times New Roman" w:eastAsia="Times New Roman" w:hAnsi="Times New Roman" w:cs="Times New Roman"/>
+          <w:sz w:val="24"/>
+          <w:szCs w:val="24"/>
+        </w:rPr>
+        <w:t>irukka</w:t>
+      </w:r>
+      <w:proofErr w:type="spellEnd"/>
+      <w:r>
+        <w:rPr>
+          <w:rFonts w:ascii="Times New Roman" w:eastAsia="Times New Roman" w:hAnsi="Times New Roman" w:cs="Times New Roman"/>
+          <w:sz w:val="24"/>
+          <w:szCs w:val="24"/>
+        </w:rPr>
+        <w:t xml:space="preserve">-nu verify </w:t>
+      </w:r>
+      <w:proofErr w:type="spellStart"/>
+      <w:r>
+        <w:rPr>
+          <w:rFonts w:ascii="Times New Roman" w:eastAsia="Times New Roman" w:hAnsi="Times New Roman" w:cs="Times New Roman"/>
+          <w:sz w:val="24"/>
+          <w:szCs w:val="24"/>
+        </w:rPr>
+        <w:t>pannunga</w:t>
+      </w:r>
+      <w:proofErr w:type="spellEnd"/>
+      <w:r>
+        <w:rPr>
+          <w:rFonts w:ascii="Times New Roman" w:eastAsia="Times New Roman" w:hAnsi="Times New Roman" w:cs="Times New Roman"/>
+          <w:sz w:val="24"/>
+          <w:szCs w:val="24"/>
+        </w:rPr>
+        <w:t>.</w:t>
+      </w:r>
+      <w:r>
+        <w:rPr>
+          <w:rFonts w:ascii="Times New Roman" w:eastAsia="Times New Roman" w:hAnsi="Times New Roman" w:cs="Times New Roman"/>
+          <w:sz w:val="24"/>
+          <w:szCs w:val="24"/>
+        </w:rPr>
+        <w:br/>
+      </w:r>
+    </w:p>
+    <w:p>
+      <w:pPr>
+        <w:spacing w:before="100" w:beforeAutospacing="1" w:after="100" w:afterAutospacing="1" w:line="240" w:lineRule="auto"/>
+        <w:rPr>
+          <w:rFonts w:ascii="Times New Roman" w:eastAsia="Times New Roman" w:hAnsi="Times New Roman" w:cs="Times New Roman"/>
+          <w:sz w:val="24"/>
+          <w:szCs w:val="24"/>
+          <w:lang w:val="en-IN"/>
+        </w:rPr>
+      </w:pPr>
+      <w:r>
+        <w:rPr>
+          <w:rFonts w:ascii="Times New Roman" w:eastAsia="Times New Roman" w:hAnsi="Times New Roman" w:cs="Times New Roman"/>
+          <w:sz w:val="24"/>
+          <w:szCs w:val="24"/>
+        </w:rPr>
+        <w:t>Step 8- Now assign HOD</w:t>
+      </w:r>
+    </w:p>
+    <w:p>
+      <w:pPr>
+        <w:rPr>
+          <w:lang w:val="en-IN"/>
+        </w:rPr>
+      </w:pPr>
+    </w:p>
+    <w:p>
+      <w:pPr>
+        <w:rPr>
+          <w:lang w:val="en-IN"/>
+        </w:rPr>
+      </w:pPr>
+    </w:p>
+    <w:p>
+      <w:pPr>
+        <w:rPr>
+          <w:rFonts w:ascii="Times New Roman" w:eastAsia="Times New Roman" w:hAnsi="Times New Roman" w:cs="Times New Roman"/>
+          <w:sz w:val="24"/>
+          <w:szCs w:val="24"/>
+        </w:rPr>
+      </w:pPr>
+      <w:r>
+        <w:br w:type="page"/>
+      </w:r>
+    </w:p>
+    <w:p>
+      <w:pPr>
+        <w:spacing w:before="100" w:beforeAutospacing="1" w:after="100" w:afterAutospacing="1" w:line="240" w:lineRule="auto"/>
+        <w:outlineLvl w:val="1"/>
+        <w:rPr>
+          <w:rFonts w:ascii="Times New Roman" w:eastAsia="Times New Roman" w:hAnsi="Times New Roman" w:cs="Times New Roman"/>
+          <w:b/>
+          <w:bCs/>
+          <w:sz w:val="36"/>
+          <w:szCs w:val="36"/>
+        </w:rPr>
+      </w:pPr>
+      <w:r>
+        <w:rPr>
+          <w:rFonts w:ascii="Times New Roman" w:eastAsia="Times New Roman" w:hAnsi="Times New Roman" w:cs="Times New Roman"/>
+          <w:b/>
+          <w:bCs/>
+          <w:sz w:val="36"/>
+          <w:szCs w:val="36"/>
+        </w:rPr>
+        <w:lastRenderedPageBreak/>
+        <w:t>Correct OPD workflow</w:t>
+      </w:r>
+    </w:p>
+    <w:p>
+      <w:pPr>
+        <w:pStyle w:val="ListParagraph"/>
+        <w:numPr>
+          <w:ilvl w:val="0"/>
+          <w:numId w:val="1"/>
+        </w:numPr>
+        <w:spacing w:before="100" w:beforeAutospacing="1" w:after="100" w:afterAutospacing="1" w:line="240" w:lineRule="auto"/>
+        <w:outlineLvl w:val="2"/>
+        <w:rPr>
+          <w:rFonts w:ascii="Times New Roman" w:eastAsia="Times New Roman" w:hAnsi="Times New Roman" w:cs="Times New Roman"/>
+          <w:b/>
+          <w:bCs/>
+          <w:sz w:val="27"/>
+          <w:szCs w:val="27"/>
+        </w:rPr>
+      </w:pPr>
+      <w:r>
+        <w:rPr>
+          <w:rFonts w:ascii="Times New Roman" w:eastAsia="Times New Roman" w:hAnsi="Times New Roman" w:cs="Times New Roman"/>
+          <w:sz w:val="24"/>
+          <w:szCs w:val="24"/>
+        </w:rPr>
+        <w:t>Receptionist</w:t>
+      </w:r>
+    </w:p>
+    <w:p>
+      <w:pPr>
+        <w:spacing w:before="100" w:beforeAutospacing="1" w:after="100" w:afterAutospacing="1" w:line="240" w:lineRule="auto"/>
+        <w:rPr>
+          <w:rFonts w:ascii="Times New Roman" w:eastAsia="Times New Roman" w:hAnsi="Times New Roman" w:cs="Times New Roman"/>
+          <w:sz w:val="24"/>
+          <w:szCs w:val="24"/>
+        </w:rPr>
+      </w:pPr>
+      <w:r>
+        <w:rPr>
+          <w:rFonts w:ascii="Times New Roman" w:eastAsia="Times New Roman" w:hAnsi="Times New Roman" w:cs="Times New Roman"/>
+          <w:sz w:val="24"/>
+          <w:szCs w:val="24"/>
+        </w:rPr>
+        <w:t xml:space="preserve">Register patient </w:t>
+      </w:r>
+    </w:p>
+    <w:p>
+      <w:pPr>
+        <w:spacing w:before="100" w:beforeAutospacing="1" w:after="100" w:afterAutospacing="1" w:line="240" w:lineRule="auto"/>
+        <w:outlineLvl w:val="2"/>
+        <w:rPr>
+          <w:rFonts w:ascii="Times New Roman" w:eastAsia="Times New Roman" w:hAnsi="Times New Roman" w:cs="Times New Roman"/>
+          <w:sz w:val="24"/>
+          <w:szCs w:val="24"/>
+        </w:rPr>
+      </w:pPr>
+      <w:r>
+        <w:rPr>
+          <w:rFonts w:ascii="Times New Roman" w:eastAsia="Times New Roman" w:hAnsi="Times New Roman" w:cs="Times New Roman"/>
+          <w:b/>
+          <w:bCs/>
+          <w:sz w:val="27"/>
+          <w:szCs w:val="27"/>
+        </w:rPr>
+        <w:t>2</w:t>
+      </w:r>
+      <w:r>
+        <w:rPr>
+          <w:rFonts w:ascii="Times New Roman" w:eastAsia="Times New Roman" w:hAnsi="Times New Roman" w:cs="Times New Roman"/>
+          <w:b/>
+          <w:bCs/>
+          <w:sz w:val="27"/>
+          <w:szCs w:val="27"/>
+        </w:rPr>
+        <w:t xml:space="preserve">) </w:t>
+      </w:r>
+      <w:r>
+        <w:rPr>
+          <w:rFonts w:ascii="Times New Roman" w:eastAsia="Times New Roman" w:hAnsi="Times New Roman" w:cs="Times New Roman"/>
+          <w:sz w:val="24"/>
+          <w:szCs w:val="24"/>
+        </w:rPr>
+        <w:t>Receptionist</w:t>
+      </w:r>
+    </w:p>
+    <w:p>
+      <w:pPr>
+        <w:spacing w:before="100" w:beforeAutospacing="1" w:after="100" w:afterAutospacing="1" w:line="240" w:lineRule="auto"/>
+        <w:rPr>
+          <w:rFonts w:ascii="Times New Roman" w:eastAsia="Times New Roman" w:hAnsi="Times New Roman" w:cs="Times New Roman"/>
+          <w:sz w:val="24"/>
+          <w:szCs w:val="24"/>
+        </w:rPr>
+      </w:pPr>
+      <w:r>
+        <w:rPr>
+          <w:rFonts w:ascii="Times New Roman" w:eastAsia="Times New Roman" w:hAnsi="Times New Roman" w:cs="Times New Roman"/>
+          <w:sz w:val="24"/>
+          <w:szCs w:val="24"/>
+        </w:rPr>
+        <w:t xml:space="preserve">Book appointment </w:t>
+      </w:r>
+    </w:p>
+    <w:p>
+      <w:pPr>
+        <w:spacing w:before="100" w:beforeAutospacing="1" w:after="100" w:afterAutospacing="1" w:line="240" w:lineRule="auto"/>
+        <w:outlineLvl w:val="2"/>
+        <w:rPr>
+          <w:rFonts w:ascii="Times New Roman" w:eastAsia="Times New Roman" w:hAnsi="Times New Roman" w:cs="Times New Roman"/>
+          <w:sz w:val="24"/>
+          <w:szCs w:val="24"/>
+        </w:rPr>
+      </w:pPr>
+      <w:proofErr w:type="gramStart"/>
+      <w:r>
+        <w:rPr>
+          <w:rFonts w:ascii="Times New Roman" w:eastAsia="Times New Roman" w:hAnsi="Times New Roman" w:cs="Times New Roman"/>
+          <w:b/>
+          <w:bCs/>
+          <w:sz w:val="27"/>
+          <w:szCs w:val="27"/>
+        </w:rPr>
+        <w:t>3</w:t>
+      </w:r>
+      <w:r>
+        <w:rPr>
+          <w:rFonts w:ascii="Times New Roman" w:eastAsia="Times New Roman" w:hAnsi="Times New Roman" w:cs="Times New Roman"/>
+          <w:b/>
+          <w:bCs/>
+          <w:sz w:val="27"/>
+          <w:szCs w:val="27"/>
+        </w:rPr>
+        <w:t xml:space="preserve"> )</w:t>
+      </w:r>
+      <w:r>
+        <w:rPr>
+          <w:rFonts w:ascii="Times New Roman" w:eastAsia="Times New Roman" w:hAnsi="Times New Roman" w:cs="Times New Roman"/>
+          <w:sz w:val="24"/>
+          <w:szCs w:val="24"/>
+        </w:rPr>
+        <w:t>Receptionist</w:t>
+      </w:r>
+      <w:proofErr w:type="gramEnd"/>
+    </w:p>
+    <w:p>
+      <w:pPr>
+        <w:spacing w:before="100" w:beforeAutospacing="1" w:after="100" w:afterAutospacing="1" w:line="240" w:lineRule="auto"/>
+        <w:rPr>
+          <w:rFonts w:ascii="Times New Roman" w:eastAsia="Times New Roman" w:hAnsi="Times New Roman" w:cs="Times New Roman"/>
+          <w:sz w:val="24"/>
+          <w:szCs w:val="24"/>
+        </w:rPr>
+      </w:pPr>
+      <w:r>
+        <w:rPr>
+          <w:rFonts w:ascii="Times New Roman" w:eastAsia="Times New Roman" w:hAnsi="Times New Roman" w:cs="Times New Roman"/>
+          <w:sz w:val="24"/>
+          <w:szCs w:val="24"/>
+        </w:rPr>
+        <w:t xml:space="preserve">Check in patient </w:t>
+      </w:r>
+    </w:p>
+    <w:p>
+      <w:pPr>
+        <w:spacing w:before="100" w:beforeAutospacing="1" w:after="100" w:afterAutospacing="1" w:line="240" w:lineRule="auto"/>
+        <w:outlineLvl w:val="2"/>
+        <w:rPr>
+          <w:rFonts w:ascii="Times New Roman" w:eastAsia="Times New Roman" w:hAnsi="Times New Roman" w:cs="Times New Roman"/>
+          <w:sz w:val="24"/>
+          <w:szCs w:val="24"/>
+        </w:rPr>
+      </w:pPr>
+      <w:r>
+        <w:rPr>
+          <w:rFonts w:ascii="Times New Roman" w:eastAsia="Times New Roman" w:hAnsi="Times New Roman" w:cs="Times New Roman"/>
+          <w:b/>
+          <w:bCs/>
+          <w:sz w:val="27"/>
+          <w:szCs w:val="27"/>
+        </w:rPr>
+        <w:t>4</w:t>
+      </w:r>
+      <w:r>
+        <w:rPr>
+          <w:rFonts w:ascii="Times New Roman" w:eastAsia="Times New Roman" w:hAnsi="Times New Roman" w:cs="Times New Roman"/>
+          <w:b/>
+          <w:bCs/>
+          <w:sz w:val="27"/>
+          <w:szCs w:val="27"/>
+        </w:rPr>
+        <w:t xml:space="preserve">) </w:t>
+      </w:r>
+      <w:r>
+        <w:rPr>
+          <w:rFonts w:ascii="Times New Roman" w:eastAsia="Times New Roman" w:hAnsi="Times New Roman" w:cs="Times New Roman"/>
+          <w:sz w:val="24"/>
+          <w:szCs w:val="24"/>
+        </w:rPr>
+        <w:t>Registered Nurse</w:t>
+      </w:r>
+    </w:p>
+    <w:p>
+      <w:pPr>
+        <w:spacing w:before="100" w:beforeAutospacing="1" w:after="100" w:afterAutospacing="1" w:line="240" w:lineRule="auto"/>
+        <w:rPr>
+          <w:rFonts w:ascii="Times New Roman" w:eastAsia="Times New Roman" w:hAnsi="Times New Roman" w:cs="Times New Roman"/>
+          <w:sz w:val="24"/>
+          <w:szCs w:val="24"/>
+        </w:rPr>
+      </w:pPr>
+      <w:r>
+        <w:rPr>
+          <w:rFonts w:ascii="Times New Roman" w:eastAsia="Times New Roman" w:hAnsi="Times New Roman" w:cs="Times New Roman"/>
+          <w:sz w:val="24"/>
+          <w:szCs w:val="24"/>
+        </w:rPr>
+        <w:t>Perform preliminary nursing assessment Measure and record vital signs, chief complaint as reported, allergies and relevant observations.</w:t>
+      </w:r>
+    </w:p>
+    <w:p>
+      <w:pPr>
+        <w:spacing w:before="100" w:beforeAutospacing="1" w:after="100" w:afterAutospacing="1" w:line="240" w:lineRule="auto"/>
+        <w:outlineLvl w:val="2"/>
+        <w:rPr>
+          <w:rFonts w:ascii="Times New Roman" w:eastAsia="Times New Roman" w:hAnsi="Times New Roman" w:cs="Times New Roman"/>
+          <w:sz w:val="24"/>
+          <w:szCs w:val="24"/>
+        </w:rPr>
+      </w:pPr>
+      <w:r>
+        <w:rPr>
+          <w:rFonts w:ascii="Times New Roman" w:eastAsia="Times New Roman" w:hAnsi="Times New Roman" w:cs="Times New Roman"/>
+          <w:b/>
+          <w:bCs/>
+          <w:sz w:val="27"/>
+          <w:szCs w:val="27"/>
+        </w:rPr>
+        <w:t>5</w:t>
+      </w:r>
+      <w:r>
+        <w:rPr>
+          <w:rFonts w:ascii="Times New Roman" w:eastAsia="Times New Roman" w:hAnsi="Times New Roman" w:cs="Times New Roman"/>
+          <w:b/>
+          <w:bCs/>
+          <w:sz w:val="27"/>
+          <w:szCs w:val="27"/>
+        </w:rPr>
+        <w:t xml:space="preserve">) </w:t>
+      </w:r>
+      <w:r>
+        <w:rPr>
+          <w:rFonts w:ascii="Times New Roman" w:eastAsia="Times New Roman" w:hAnsi="Times New Roman" w:cs="Times New Roman"/>
+          <w:sz w:val="24"/>
+          <w:szCs w:val="24"/>
+        </w:rPr>
+        <w:t>Doctor</w:t>
+      </w:r>
+    </w:p>
+    <w:p>
+      <w:pPr>
+        <w:spacing w:before="100" w:beforeAutospacing="1" w:after="100" w:afterAutospacing="1" w:line="240" w:lineRule="auto"/>
+        <w:rPr>
+          <w:rFonts w:ascii="Times New Roman" w:eastAsia="Times New Roman" w:hAnsi="Times New Roman" w:cs="Times New Roman"/>
+          <w:sz w:val="24"/>
+          <w:szCs w:val="24"/>
+        </w:rPr>
+      </w:pPr>
+      <w:r>
+        <w:rPr>
+          <w:rFonts w:ascii="Times New Roman" w:eastAsia="Times New Roman" w:hAnsi="Times New Roman" w:cs="Times New Roman"/>
+          <w:sz w:val="24"/>
+          <w:szCs w:val="24"/>
+        </w:rPr>
+        <w:t>Start consultation Review the nurse's recorded observations, examine the patient and make clinical decisions.</w:t>
+      </w:r>
+    </w:p>
+    <w:p>
+      <w:pPr>
+        <w:spacing w:before="100" w:beforeAutospacing="1" w:after="100" w:afterAutospacing="1" w:line="240" w:lineRule="auto"/>
+        <w:outlineLvl w:val="2"/>
+        <w:rPr>
+          <w:rFonts w:ascii="Times New Roman" w:eastAsia="Times New Roman" w:hAnsi="Times New Roman" w:cs="Times New Roman"/>
+          <w:sz w:val="24"/>
+          <w:szCs w:val="24"/>
+        </w:rPr>
+      </w:pPr>
+      <w:proofErr w:type="gramStart"/>
+      <w:r>
+        <w:rPr>
+          <w:rFonts w:ascii="Times New Roman" w:eastAsia="Times New Roman" w:hAnsi="Times New Roman" w:cs="Times New Roman"/>
+          <w:b/>
+          <w:bCs/>
+          <w:sz w:val="27"/>
+          <w:szCs w:val="27"/>
+        </w:rPr>
+        <w:t>6</w:t>
+      </w:r>
+      <w:r>
+        <w:rPr>
+          <w:rFonts w:ascii="Times New Roman" w:eastAsia="Times New Roman" w:hAnsi="Times New Roman" w:cs="Times New Roman"/>
+          <w:b/>
+          <w:bCs/>
+          <w:sz w:val="27"/>
+          <w:szCs w:val="27"/>
+        </w:rPr>
+        <w:t>)</w:t>
+      </w:r>
+      <w:r>
+        <w:rPr>
+          <w:rFonts w:ascii="Times New Roman" w:eastAsia="Times New Roman" w:hAnsi="Times New Roman" w:cs="Times New Roman"/>
+          <w:sz w:val="24"/>
+          <w:szCs w:val="24"/>
+        </w:rPr>
+        <w:t>Doctor</w:t>
+      </w:r>
+      <w:proofErr w:type="gramEnd"/>
+    </w:p>
+    <w:p>
+      <w:pPr>
+        <w:spacing w:before="100" w:beforeAutospacing="1" w:after="100" w:afterAutospacing="1" w:line="240" w:lineRule="auto"/>
+        <w:rPr>
+          <w:rFonts w:ascii="Times New Roman" w:eastAsia="Times New Roman" w:hAnsi="Times New Roman" w:cs="Times New Roman"/>
+          <w:sz w:val="24"/>
+          <w:szCs w:val="24"/>
+        </w:rPr>
+      </w:pPr>
+      <w:r>
+        <w:rPr>
+          <w:rFonts w:ascii="Times New Roman" w:eastAsia="Times New Roman" w:hAnsi="Times New Roman" w:cs="Times New Roman"/>
+          <w:sz w:val="24"/>
+          <w:szCs w:val="24"/>
+        </w:rPr>
+        <w:t>Complete consultation Record diagnosis, prescription and follow-up instructions.</w:t>
+      </w:r>
+    </w:p>
+    <w:p>
+      <w:pPr>
+        <w:spacing w:before="100" w:beforeAutospacing="1" w:after="100" w:afterAutospacing="1" w:line="240" w:lineRule="auto"/>
+        <w:outlineLvl w:val="2"/>
+        <w:rPr>
+          <w:rFonts w:ascii="Times New Roman" w:eastAsia="Times New Roman" w:hAnsi="Times New Roman" w:cs="Times New Roman"/>
+          <w:sz w:val="24"/>
+          <w:szCs w:val="24"/>
+        </w:rPr>
+      </w:pPr>
+      <w:r>
+        <w:rPr>
+          <w:rFonts w:ascii="Times New Roman" w:eastAsia="Times New Roman" w:hAnsi="Times New Roman" w:cs="Times New Roman"/>
+          <w:b/>
+          <w:bCs/>
+          <w:sz w:val="27"/>
+          <w:szCs w:val="27"/>
+        </w:rPr>
+        <w:t>7</w:t>
+      </w:r>
+      <w:r>
+        <w:rPr>
+          <w:rFonts w:ascii="Times New Roman" w:eastAsia="Times New Roman" w:hAnsi="Times New Roman" w:cs="Times New Roman"/>
+          <w:b/>
+          <w:bCs/>
+          <w:sz w:val="27"/>
+          <w:szCs w:val="27"/>
+        </w:rPr>
+        <w:t xml:space="preserve">) </w:t>
+      </w:r>
+      <w:r>
+        <w:rPr>
+          <w:rFonts w:ascii="Times New Roman" w:eastAsia="Times New Roman" w:hAnsi="Times New Roman" w:cs="Times New Roman"/>
+          <w:sz w:val="24"/>
+          <w:szCs w:val="24"/>
+        </w:rPr>
+        <w:t>Accountant</w:t>
+      </w:r>
+    </w:p>
+    <w:p>
+      <w:pPr>
+        <w:spacing w:before="100" w:beforeAutospacing="1" w:after="100" w:afterAutospacing="1" w:line="240" w:lineRule="auto"/>
+        <w:rPr>
+          <w:rFonts w:ascii="Times New Roman" w:eastAsia="Times New Roman" w:hAnsi="Times New Roman" w:cs="Times New Roman"/>
+          <w:sz w:val="24"/>
+          <w:szCs w:val="24"/>
+        </w:rPr>
+      </w:pPr>
+      <w:r>
+        <w:rPr>
+          <w:rFonts w:ascii="Times New Roman" w:eastAsia="Times New Roman" w:hAnsi="Times New Roman" w:cs="Times New Roman"/>
+          <w:sz w:val="24"/>
+          <w:szCs w:val="24"/>
+        </w:rPr>
+        <w:t xml:space="preserve">Generate invoice and collect payment </w:t>
+      </w:r>
+    </w:p>
+    <w:p>
+      <w:pPr>
+        <w:spacing w:before="100" w:beforeAutospacing="1" w:after="100" w:afterAutospacing="1" w:line="240" w:lineRule="auto"/>
+        <w:outlineLvl w:val="2"/>
+        <w:rPr>
+          <w:rFonts w:ascii="Times New Roman" w:eastAsia="Times New Roman" w:hAnsi="Times New Roman" w:cs="Times New Roman"/>
+          <w:sz w:val="24"/>
+          <w:szCs w:val="24"/>
+        </w:rPr>
+      </w:pPr>
+      <w:r>
+        <w:rPr>
+          <w:rFonts w:ascii="Times New Roman" w:eastAsia="Times New Roman" w:hAnsi="Times New Roman" w:cs="Times New Roman"/>
+          <w:b/>
+          <w:bCs/>
+          <w:sz w:val="27"/>
+          <w:szCs w:val="27"/>
+        </w:rPr>
+        <w:t>8</w:t>
+      </w:r>
+      <w:r>
+        <w:rPr>
+          <w:rFonts w:ascii="Times New Roman" w:eastAsia="Times New Roman" w:hAnsi="Times New Roman" w:cs="Times New Roman"/>
+          <w:b/>
+          <w:bCs/>
+          <w:sz w:val="27"/>
+          <w:szCs w:val="27"/>
+        </w:rPr>
+        <w:t xml:space="preserve">) </w:t>
+      </w:r>
+      <w:r>
+        <w:rPr>
+          <w:rFonts w:ascii="Times New Roman" w:eastAsia="Times New Roman" w:hAnsi="Times New Roman" w:cs="Times New Roman"/>
+          <w:sz w:val="24"/>
+          <w:szCs w:val="24"/>
+        </w:rPr>
+        <w:t>Receptionist</w:t>
+      </w:r>
+    </w:p>
+    <w:p>
+      <w:pPr>
+        <w:spacing w:before="100" w:beforeAutospacing="1" w:after="100" w:afterAutospacing="1" w:line="240" w:lineRule="auto"/>
+        <w:rPr>
+          <w:rFonts w:ascii="Times New Roman" w:eastAsia="Times New Roman" w:hAnsi="Times New Roman" w:cs="Times New Roman"/>
+          <w:sz w:val="24"/>
+          <w:szCs w:val="24"/>
+        </w:rPr>
+      </w:pPr>
+      <w:r>
+        <w:rPr>
+          <w:rFonts w:ascii="Times New Roman" w:eastAsia="Times New Roman" w:hAnsi="Times New Roman" w:cs="Times New Roman"/>
+          <w:sz w:val="24"/>
+          <w:szCs w:val="24"/>
+        </w:rPr>
+        <w:t>Provide follow-up nursing care if required Carry out authorized nursing tasks and document care, if the patient's treatment plan requires them.</w:t>
+      </w:r>
+    </w:p>
+    <w:p>
+      <w:pPr>
+        <w:pStyle w:val="NormalWeb"/>
+      </w:pPr>
+    </w:p>
+    <w:p>
+      <w:pPr>
+        <w:rPr>
+          <w:lang w:val="en-IN"/>
+        </w:rPr>
+      </w:pPr>
     </w:p>
     <w:sectPr>
       <w:pgSz w:w="12240" w:h="15840"/>
@@ -2564,6 +2622,103 @@
     </w:sectPr>
   </w:body>
 </w:document>
+</file>
+
+<file path=word/numbering.xml><?xml version="1.0" encoding="utf-8"?>
+<w:numbering xmlns:ve="http://schemas.openxmlformats.org/markup-compatibility/2006" xmlns:o="urn:schemas-microsoft-com:office:office" xmlns:r="http://schemas.openxmlformats.org/officeDocument/2006/relationships" xmlns:m="http://schemas.openxmlformats.org/officeDocument/2006/math" xmlns:v="urn:schemas-microsoft-com:vml" xmlns:wp="http://schemas.openxmlformats.org/drawingml/2006/wordprocessingDrawing" xmlns:w10="urn:schemas-microsoft-com:office:word" xmlns:w="http://schemas.openxmlformats.org/wordprocessingml/2006/main" xmlns:wne="http://schemas.microsoft.com/office/word/2006/wordml">
+  <w:abstractNum w:abstractNumId="0">
+    <w:nsid w:val="1DEC25BF"/>
+    <w:multiLevelType w:val="hybridMultilevel"/>
+    <w:tmpl w:val="CFD84714"/>
+    <w:lvl w:ilvl="0" w:tplc="04090011">
+      <w:start w:val="1"/>
+      <w:numFmt w:val="decimal"/>
+      <w:lvlText w:val="%1)"/>
+      <w:lvlJc w:val="left"/>
+      <w:pPr>
+        <w:ind w:left="720" w:hanging="360"/>
+      </w:pPr>
+      <w:rPr>
+        <w:rFonts w:hint="default"/>
+      </w:rPr>
+    </w:lvl>
+    <w:lvl w:ilvl="1" w:tplc="04090019" w:tentative="1">
+      <w:start w:val="1"/>
+      <w:numFmt w:val="lowerLetter"/>
+      <w:lvlText w:val="%2."/>
+      <w:lvlJc w:val="left"/>
+      <w:pPr>
+        <w:ind w:left="1440" w:hanging="360"/>
+      </w:pPr>
+    </w:lvl>
+    <w:lvl w:ilvl="2" w:tplc="0409001B" w:tentative="1">
+      <w:start w:val="1"/>
+      <w:numFmt w:val="lowerRoman"/>
+      <w:lvlText w:val="%3."/>
+      <w:lvlJc w:val="right"/>
+      <w:pPr>
+        <w:ind w:left="2160" w:hanging="180"/>
+      </w:pPr>
+    </w:lvl>
+    <w:lvl w:ilvl="3" w:tplc="0409000F" w:tentative="1">
+      <w:start w:val="1"/>
+      <w:numFmt w:val="decimal"/>
+      <w:lvlText w:val="%4."/>
+      <w:lvlJc w:val="left"/>
+      <w:pPr>
+        <w:ind w:left="2880" w:hanging="360"/>
+      </w:pPr>
+    </w:lvl>
+    <w:lvl w:ilvl="4" w:tplc="04090019" w:tentative="1">
+      <w:start w:val="1"/>
+      <w:numFmt w:val="lowerLetter"/>
+      <w:lvlText w:val="%5."/>
+      <w:lvlJc w:val="left"/>
+      <w:pPr>
+        <w:ind w:left="3600" w:hanging="360"/>
+      </w:pPr>
+    </w:lvl>
+    <w:lvl w:ilvl="5" w:tplc="0409001B" w:tentative="1">
+      <w:start w:val="1"/>
+      <w:numFmt w:val="lowerRoman"/>
+      <w:lvlText w:val="%6."/>
+      <w:lvlJc w:val="right"/>
+      <w:pPr>
+        <w:ind w:left="4320" w:hanging="180"/>
+      </w:pPr>
+    </w:lvl>
+    <w:lvl w:ilvl="6" w:tplc="0409000F" w:tentative="1">
+      <w:start w:val="1"/>
+      <w:numFmt w:val="decimal"/>
+      <w:lvlText w:val="%7."/>
+      <w:lvlJc w:val="left"/>
+      <w:pPr>
+        <w:ind w:left="5040" w:hanging="360"/>
+      </w:pPr>
+    </w:lvl>
+    <w:lvl w:ilvl="7" w:tplc="04090019" w:tentative="1">
+      <w:start w:val="1"/>
+      <w:numFmt w:val="lowerLetter"/>
+      <w:lvlText w:val="%8."/>
+      <w:lvlJc w:val="left"/>
+      <w:pPr>
+        <w:ind w:left="5760" w:hanging="360"/>
+      </w:pPr>
+    </w:lvl>
+    <w:lvl w:ilvl="8" w:tplc="0409001B" w:tentative="1">
+      <w:start w:val="1"/>
+      <w:numFmt w:val="lowerRoman"/>
+      <w:lvlText w:val="%9."/>
+      <w:lvlJc w:val="right"/>
+      <w:pPr>
+        <w:ind w:left="6480" w:hanging="180"/>
+      </w:pPr>
+    </w:lvl>
+  </w:abstractNum>
+  <w:num w:numId="1">
+    <w:abstractNumId w:val="0"/>
+  </w:num>
+</w:numbering>
 </file>
 
 <file path=word/styles.xml><?xml version="1.0" encoding="utf-8"?>
@@ -2727,6 +2882,44 @@
     <w:qFormat/>
     <w:rsid w:val="00F604B6"/>
   </w:style>
+  <w:style w:type="paragraph" w:styleId="Heading2">
+    <w:name w:val="heading 2"/>
+    <w:basedOn w:val="Normal"/>
+    <w:link w:val="Heading2Char"/>
+    <w:uiPriority w:val="9"/>
+    <w:qFormat/>
+    <w:rsid w:val="0060054F"/>
+    <w:pPr>
+      <w:spacing w:before="100" w:beforeAutospacing="1" w:after="100" w:afterAutospacing="1" w:line="240" w:lineRule="auto"/>
+      <w:outlineLvl w:val="1"/>
+    </w:pPr>
+    <w:rPr>
+      <w:rFonts w:ascii="Times New Roman" w:eastAsia="Times New Roman" w:hAnsi="Times New Roman" w:cs="Times New Roman"/>
+      <w:b/>
+      <w:bCs/>
+      <w:sz w:val="36"/>
+      <w:szCs w:val="36"/>
+    </w:rPr>
+  </w:style>
+  <w:style w:type="paragraph" w:styleId="Heading3">
+    <w:name w:val="heading 3"/>
+    <w:basedOn w:val="Normal"/>
+    <w:link w:val="Heading3Char"/>
+    <w:uiPriority w:val="9"/>
+    <w:qFormat/>
+    <w:rsid w:val="0060054F"/>
+    <w:pPr>
+      <w:spacing w:before="100" w:beforeAutospacing="1" w:after="100" w:afterAutospacing="1" w:line="240" w:lineRule="auto"/>
+      <w:outlineLvl w:val="2"/>
+    </w:pPr>
+    <w:rPr>
+      <w:rFonts w:ascii="Times New Roman" w:eastAsia="Times New Roman" w:hAnsi="Times New Roman" w:cs="Times New Roman"/>
+      <w:b/>
+      <w:bCs/>
+      <w:sz w:val="27"/>
+      <w:szCs w:val="27"/>
+    </w:rPr>
+  </w:style>
   <w:style w:type="character" w:default="1" w:styleId="DefaultParagraphFont">
     <w:name w:val="Default Paragraph Font"/>
     <w:uiPriority w:val="1"/>
@@ -2811,6 +3004,58 @@
       <w:sz w:val="24"/>
       <w:szCs w:val="24"/>
     </w:rPr>
+  </w:style>
+  <w:style w:type="character" w:styleId="HTMLCode">
+    <w:name w:val="HTML Code"/>
+    <w:basedOn w:val="DefaultParagraphFont"/>
+    <w:uiPriority w:val="99"/>
+    <w:semiHidden/>
+    <w:unhideWhenUsed/>
+    <w:rsid w:val="00CD2444"/>
+    <w:rPr>
+      <w:rFonts w:ascii="Courier New" w:eastAsia="Times New Roman" w:hAnsi="Courier New" w:cs="Courier New"/>
+      <w:sz w:val="20"/>
+      <w:szCs w:val="20"/>
+    </w:rPr>
+  </w:style>
+  <w:style w:type="character" w:customStyle="1" w:styleId="Heading2Char">
+    <w:name w:val="Heading 2 Char"/>
+    <w:basedOn w:val="DefaultParagraphFont"/>
+    <w:link w:val="Heading2"/>
+    <w:uiPriority w:val="9"/>
+    <w:rsid w:val="0060054F"/>
+    <w:rPr>
+      <w:rFonts w:ascii="Times New Roman" w:eastAsia="Times New Roman" w:hAnsi="Times New Roman" w:cs="Times New Roman"/>
+      <w:b/>
+      <w:bCs/>
+      <w:sz w:val="36"/>
+      <w:szCs w:val="36"/>
+    </w:rPr>
+  </w:style>
+  <w:style w:type="character" w:customStyle="1" w:styleId="Heading3Char">
+    <w:name w:val="Heading 3 Char"/>
+    <w:basedOn w:val="DefaultParagraphFont"/>
+    <w:link w:val="Heading3"/>
+    <w:uiPriority w:val="9"/>
+    <w:rsid w:val="0060054F"/>
+    <w:rPr>
+      <w:rFonts w:ascii="Times New Roman" w:eastAsia="Times New Roman" w:hAnsi="Times New Roman" w:cs="Times New Roman"/>
+      <w:b/>
+      <w:bCs/>
+      <w:sz w:val="27"/>
+      <w:szCs w:val="27"/>
+    </w:rPr>
+  </w:style>
+  <w:style w:type="paragraph" w:styleId="ListParagraph">
+    <w:name w:val="List Paragraph"/>
+    <w:basedOn w:val="Normal"/>
+    <w:uiPriority w:val="34"/>
+    <w:qFormat/>
+    <w:rsid w:val="00300EF8"/>
+    <w:pPr>
+      <w:ind w:left="720"/>
+      <w:contextualSpacing/>
+    </w:pPr>
   </w:style>
 </w:styles>
 </file>

--- a/project details.docx
+++ b/project details.docx
@@ -2601,6 +2601,453 @@
         </w:rPr>
         <w:t>Provide follow-up nursing care if required Carry out authorized nursing tasks and document care, if the patient's treatment plan requires them.</w:t>
       </w:r>
+    </w:p>
+    <w:p>
+      <w:pPr>
+        <w:rPr>
+          <w:rFonts w:ascii="Times New Roman" w:eastAsia="Times New Roman" w:hAnsi="Times New Roman" w:cs="Times New Roman"/>
+          <w:sz w:val="24"/>
+          <w:szCs w:val="24"/>
+        </w:rPr>
+      </w:pPr>
+      <w:r>
+        <w:rPr>
+          <w:rFonts w:ascii="Times New Roman" w:eastAsia="Times New Roman" w:hAnsi="Times New Roman" w:cs="Times New Roman"/>
+          <w:sz w:val="24"/>
+          <w:szCs w:val="24"/>
+        </w:rPr>
+        <w:br w:type="page"/>
+      </w:r>
+    </w:p>
+    <w:p>
+      <w:pPr>
+        <w:spacing w:before="100" w:beforeAutospacing="1" w:after="100" w:afterAutospacing="1" w:line="240" w:lineRule="auto"/>
+        <w:rPr>
+          <w:rFonts w:ascii="Times New Roman" w:eastAsia="Times New Roman" w:hAnsi="Times New Roman" w:cs="Times New Roman"/>
+          <w:sz w:val="24"/>
+          <w:szCs w:val="24"/>
+        </w:rPr>
+      </w:pPr>
+      <w:r>
+        <w:rPr>
+          <w:rFonts w:ascii="Times New Roman" w:eastAsia="Times New Roman" w:hAnsi="Times New Roman" w:cs="Times New Roman"/>
+          <w:sz w:val="24"/>
+          <w:szCs w:val="24"/>
+        </w:rPr>
+        <w:lastRenderedPageBreak/>
+        <w:t>Professional Hospital “Admin Workflow”</w:t>
+      </w:r>
+    </w:p>
+    <w:p>
+      <w:pPr>
+        <w:spacing w:before="100" w:beforeAutospacing="1" w:after="100" w:afterAutospacing="1" w:line="240" w:lineRule="auto"/>
+        <w:rPr>
+          <w:rFonts w:ascii="Times New Roman" w:eastAsia="Times New Roman" w:hAnsi="Times New Roman" w:cs="Times New Roman"/>
+          <w:sz w:val="24"/>
+          <w:szCs w:val="24"/>
+        </w:rPr>
+      </w:pPr>
+      <w:r>
+        <w:rPr>
+          <w:rFonts w:ascii="Times New Roman" w:eastAsia="Times New Roman" w:hAnsi="Times New Roman" w:cs="Times New Roman"/>
+          <w:sz w:val="24"/>
+          <w:szCs w:val="24"/>
+        </w:rPr>
+        <w:t>1. Hospital profile and settings</w:t>
+      </w:r>
+    </w:p>
+    <w:p>
+      <w:pPr>
+        <w:spacing w:before="100" w:beforeAutospacing="1" w:after="100" w:afterAutospacing="1" w:line="240" w:lineRule="auto"/>
+        <w:rPr>
+          <w:rFonts w:ascii="Times New Roman" w:eastAsia="Times New Roman" w:hAnsi="Times New Roman" w:cs="Times New Roman"/>
+          <w:sz w:val="24"/>
+          <w:szCs w:val="24"/>
+        </w:rPr>
+      </w:pPr>
+      <w:r>
+        <w:rPr>
+          <w:rFonts w:ascii="Times New Roman" w:eastAsia="Times New Roman" w:hAnsi="Times New Roman" w:cs="Times New Roman"/>
+          <w:sz w:val="24"/>
+          <w:szCs w:val="24"/>
+        </w:rPr>
+        <w:t>2. Departments</w:t>
+      </w:r>
+    </w:p>
+    <w:p>
+      <w:pPr>
+        <w:spacing w:before="100" w:beforeAutospacing="1" w:after="100" w:afterAutospacing="1" w:line="240" w:lineRule="auto"/>
+        <w:rPr>
+          <w:rFonts w:ascii="Times New Roman" w:eastAsia="Times New Roman" w:hAnsi="Times New Roman" w:cs="Times New Roman"/>
+          <w:sz w:val="24"/>
+          <w:szCs w:val="24"/>
+        </w:rPr>
+      </w:pPr>
+      <w:r>
+        <w:rPr>
+          <w:rFonts w:ascii="Times New Roman" w:eastAsia="Times New Roman" w:hAnsi="Times New Roman" w:cs="Times New Roman"/>
+          <w:sz w:val="24"/>
+          <w:szCs w:val="24"/>
+        </w:rPr>
+        <w:t>3. OPD rooms</w:t>
+      </w:r>
+    </w:p>
+    <w:p>
+      <w:pPr>
+        <w:spacing w:before="100" w:beforeAutospacing="1" w:after="100" w:afterAutospacing="1" w:line="240" w:lineRule="auto"/>
+        <w:rPr>
+          <w:rFonts w:ascii="Times New Roman" w:eastAsia="Times New Roman" w:hAnsi="Times New Roman" w:cs="Times New Roman"/>
+          <w:sz w:val="24"/>
+          <w:szCs w:val="24"/>
+        </w:rPr>
+      </w:pPr>
+      <w:r>
+        <w:rPr>
+          <w:rFonts w:ascii="Times New Roman" w:eastAsia="Times New Roman" w:hAnsi="Times New Roman" w:cs="Times New Roman"/>
+          <w:sz w:val="24"/>
+          <w:szCs w:val="24"/>
+        </w:rPr>
+        <w:t>4. Admission, wards and beds</w:t>
+      </w:r>
+    </w:p>
+    <w:p>
+      <w:pPr>
+        <w:spacing w:before="100" w:beforeAutospacing="1" w:after="100" w:afterAutospacing="1" w:line="240" w:lineRule="auto"/>
+        <w:rPr>
+          <w:rFonts w:ascii="Times New Roman" w:eastAsia="Times New Roman" w:hAnsi="Times New Roman" w:cs="Times New Roman"/>
+          <w:sz w:val="24"/>
+          <w:szCs w:val="24"/>
+        </w:rPr>
+      </w:pPr>
+      <w:r>
+        <w:rPr>
+          <w:rFonts w:ascii="Times New Roman" w:eastAsia="Times New Roman" w:hAnsi="Times New Roman" w:cs="Times New Roman"/>
+          <w:sz w:val="24"/>
+          <w:szCs w:val="24"/>
+        </w:rPr>
+        <w:t>5. Doctors and specialists</w:t>
+      </w:r>
+    </w:p>
+    <w:p>
+      <w:pPr>
+        <w:spacing w:before="100" w:beforeAutospacing="1" w:after="100" w:afterAutospacing="1" w:line="240" w:lineRule="auto"/>
+        <w:rPr>
+          <w:rFonts w:ascii="Times New Roman" w:eastAsia="Times New Roman" w:hAnsi="Times New Roman" w:cs="Times New Roman"/>
+          <w:sz w:val="24"/>
+          <w:szCs w:val="24"/>
+        </w:rPr>
+      </w:pPr>
+      <w:r>
+        <w:rPr>
+          <w:rFonts w:ascii="Times New Roman" w:eastAsia="Times New Roman" w:hAnsi="Times New Roman" w:cs="Times New Roman"/>
+          <w:sz w:val="24"/>
+          <w:szCs w:val="24"/>
+        </w:rPr>
+        <w:t>6. Staff and access permissions</w:t>
+      </w:r>
+    </w:p>
+    <w:p>
+      <w:pPr>
+        <w:spacing w:before="100" w:beforeAutospacing="1" w:after="100" w:afterAutospacing="1" w:line="240" w:lineRule="auto"/>
+        <w:rPr>
+          <w:rFonts w:ascii="Times New Roman" w:eastAsia="Times New Roman" w:hAnsi="Times New Roman" w:cs="Times New Roman"/>
+          <w:sz w:val="24"/>
+          <w:szCs w:val="24"/>
+        </w:rPr>
+      </w:pPr>
+      <w:r>
+        <w:rPr>
+          <w:rFonts w:ascii="Times New Roman" w:eastAsia="Times New Roman" w:hAnsi="Times New Roman" w:cs="Times New Roman"/>
+          <w:sz w:val="24"/>
+          <w:szCs w:val="24"/>
+        </w:rPr>
+        <w:t>7. Appointments and OPD</w:t>
+      </w:r>
+    </w:p>
+    <w:p>
+      <w:pPr>
+        <w:spacing w:before="100" w:beforeAutospacing="1" w:after="100" w:afterAutospacing="1" w:line="240" w:lineRule="auto"/>
+        <w:rPr>
+          <w:rFonts w:ascii="Times New Roman" w:eastAsia="Times New Roman" w:hAnsi="Times New Roman" w:cs="Times New Roman"/>
+          <w:sz w:val="24"/>
+          <w:szCs w:val="24"/>
+        </w:rPr>
+      </w:pPr>
+      <w:r>
+        <w:rPr>
+          <w:rFonts w:ascii="Times New Roman" w:eastAsia="Times New Roman" w:hAnsi="Times New Roman" w:cs="Times New Roman"/>
+          <w:sz w:val="24"/>
+          <w:szCs w:val="24"/>
+        </w:rPr>
+        <w:t>8. Patient registration and EHR</w:t>
+      </w:r>
+    </w:p>
+    <w:p>
+      <w:pPr>
+        <w:spacing w:before="100" w:beforeAutospacing="1" w:after="100" w:afterAutospacing="1" w:line="240" w:lineRule="auto"/>
+        <w:rPr>
+          <w:rFonts w:ascii="Times New Roman" w:eastAsia="Times New Roman" w:hAnsi="Times New Roman" w:cs="Times New Roman"/>
+          <w:sz w:val="24"/>
+          <w:szCs w:val="24"/>
+        </w:rPr>
+      </w:pPr>
+      <w:r>
+        <w:rPr>
+          <w:rFonts w:ascii="Times New Roman" w:eastAsia="Times New Roman" w:hAnsi="Times New Roman" w:cs="Times New Roman"/>
+          <w:sz w:val="24"/>
+          <w:szCs w:val="24"/>
+        </w:rPr>
+        <w:t>9. Consultation and prescriptions</w:t>
+      </w:r>
+    </w:p>
+    <w:p>
+      <w:pPr>
+        <w:spacing w:before="100" w:beforeAutospacing="1" w:after="100" w:afterAutospacing="1" w:line="240" w:lineRule="auto"/>
+        <w:rPr>
+          <w:rFonts w:ascii="Times New Roman" w:eastAsia="Times New Roman" w:hAnsi="Times New Roman" w:cs="Times New Roman"/>
+          <w:sz w:val="24"/>
+          <w:szCs w:val="24"/>
+        </w:rPr>
+      </w:pPr>
+      <w:r>
+        <w:rPr>
+          <w:rFonts w:ascii="Times New Roman" w:eastAsia="Times New Roman" w:hAnsi="Times New Roman" w:cs="Times New Roman"/>
+          <w:sz w:val="24"/>
+          <w:szCs w:val="24"/>
+        </w:rPr>
+        <w:t>10. Billing and invoices</w:t>
+      </w:r>
+    </w:p>
+    <w:p>
+      <w:pPr>
+        <w:spacing w:before="100" w:beforeAutospacing="1" w:after="100" w:afterAutospacing="1" w:line="240" w:lineRule="auto"/>
+        <w:rPr>
+          <w:rFonts w:ascii="Times New Roman" w:eastAsia="Times New Roman" w:hAnsi="Times New Roman" w:cs="Times New Roman"/>
+          <w:sz w:val="24"/>
+          <w:szCs w:val="24"/>
+        </w:rPr>
+      </w:pPr>
+      <w:r>
+        <w:rPr>
+          <w:rFonts w:ascii="Times New Roman" w:eastAsia="Times New Roman" w:hAnsi="Times New Roman" w:cs="Times New Roman"/>
+          <w:sz w:val="24"/>
+          <w:szCs w:val="24"/>
+        </w:rPr>
+        <w:t>11. Pharmacy and stock</w:t>
+      </w:r>
+    </w:p>
+    <w:p>
+      <w:pPr>
+        <w:spacing w:before="100" w:beforeAutospacing="1" w:after="100" w:afterAutospacing="1" w:line="240" w:lineRule="auto"/>
+        <w:rPr>
+          <w:rFonts w:ascii="Times New Roman" w:eastAsia="Times New Roman" w:hAnsi="Times New Roman" w:cs="Times New Roman"/>
+          <w:sz w:val="24"/>
+          <w:szCs w:val="24"/>
+        </w:rPr>
+      </w:pPr>
+      <w:r>
+        <w:rPr>
+          <w:rFonts w:ascii="Times New Roman" w:eastAsia="Times New Roman" w:hAnsi="Times New Roman" w:cs="Times New Roman"/>
+          <w:sz w:val="24"/>
+          <w:szCs w:val="24"/>
+        </w:rPr>
+        <w:t>12. Laboratory and diagnostics</w:t>
+      </w:r>
+    </w:p>
+    <w:p>
+      <w:pPr>
+        <w:spacing w:before="100" w:beforeAutospacing="1" w:after="100" w:afterAutospacing="1" w:line="240" w:lineRule="auto"/>
+        <w:rPr>
+          <w:rFonts w:ascii="Times New Roman" w:eastAsia="Times New Roman" w:hAnsi="Times New Roman" w:cs="Times New Roman"/>
+          <w:sz w:val="24"/>
+          <w:szCs w:val="24"/>
+        </w:rPr>
+      </w:pPr>
+      <w:r>
+        <w:rPr>
+          <w:rFonts w:ascii="Times New Roman" w:eastAsia="Times New Roman" w:hAnsi="Times New Roman" w:cs="Times New Roman"/>
+          <w:sz w:val="24"/>
+          <w:szCs w:val="24"/>
+        </w:rPr>
+        <w:t xml:space="preserve">13. Ambulance and 911 </w:t>
+      </w:r>
+      <w:proofErr w:type="gramStart"/>
+      <w:r>
+        <w:rPr>
+          <w:rFonts w:ascii="Times New Roman" w:eastAsia="Times New Roman" w:hAnsi="Times New Roman" w:cs="Times New Roman"/>
+          <w:sz w:val="24"/>
+          <w:szCs w:val="24"/>
+        </w:rPr>
+        <w:t>desk</w:t>
+      </w:r>
+      <w:proofErr w:type="gramEnd"/>
+    </w:p>
+    <w:p>
+      <w:pPr>
+        <w:spacing w:before="100" w:beforeAutospacing="1" w:after="100" w:afterAutospacing="1" w:line="240" w:lineRule="auto"/>
+        <w:rPr>
+          <w:rFonts w:ascii="Times New Roman" w:eastAsia="Times New Roman" w:hAnsi="Times New Roman" w:cs="Times New Roman"/>
+          <w:sz w:val="24"/>
+          <w:szCs w:val="24"/>
+        </w:rPr>
+      </w:pPr>
+      <w:r>
+        <w:rPr>
+          <w:rFonts w:ascii="Times New Roman" w:eastAsia="Times New Roman" w:hAnsi="Times New Roman" w:cs="Times New Roman"/>
+          <w:sz w:val="24"/>
+          <w:szCs w:val="24"/>
+        </w:rPr>
+        <w:t>14. Reports, notifications and final verification</w:t>
+      </w:r>
+      <w:r>
+        <w:rPr>
+          <w:rFonts w:ascii="Times New Roman" w:eastAsia="Times New Roman" w:hAnsi="Times New Roman" w:cs="Times New Roman"/>
+          <w:sz w:val="24"/>
+          <w:szCs w:val="24"/>
+        </w:rPr>
+        <w:br/>
+      </w:r>
+      <w:r>
+        <w:rPr>
+          <w:rFonts w:ascii="Times New Roman" w:eastAsia="Times New Roman" w:hAnsi="Times New Roman" w:cs="Times New Roman"/>
+          <w:sz w:val="24"/>
+          <w:szCs w:val="24"/>
+        </w:rPr>
+        <w:br/>
+      </w:r>
+      <w:r>
+        <w:rPr>
+          <w:rFonts w:ascii="Times New Roman" w:eastAsia="Times New Roman" w:hAnsi="Times New Roman" w:cs="Times New Roman"/>
+          <w:sz w:val="24"/>
+          <w:szCs w:val="24"/>
+        </w:rPr>
+        <w:tab/>
+      </w:r>
+      <w:r>
+        <w:rPr>
+          <w:rFonts w:ascii="Times New Roman" w:eastAsia="Times New Roman" w:hAnsi="Times New Roman" w:cs="Times New Roman"/>
+          <w:sz w:val="24"/>
+          <w:szCs w:val="24"/>
+        </w:rPr>
+        <w:tab/>
+      </w:r>
+      <w:r>
+        <w:rPr>
+          <w:rFonts w:ascii="Times New Roman" w:eastAsia="Times New Roman" w:hAnsi="Times New Roman" w:cs="Times New Roman"/>
+          <w:sz w:val="24"/>
+          <w:szCs w:val="24"/>
+        </w:rPr>
+        <w:tab/>
+      </w:r>
+      <w:r>
+        <w:rPr>
+          <w:rFonts w:ascii="Times New Roman" w:eastAsia="Times New Roman" w:hAnsi="Times New Roman" w:cs="Times New Roman"/>
+          <w:b/>
+          <w:sz w:val="24"/>
+          <w:szCs w:val="24"/>
+          <w:u w:val="single"/>
+        </w:rPr>
+        <w:t>Lab Technician Workflow</w:t>
+      </w:r>
+    </w:p>
+    <w:p>
+      <w:pPr>
+        <w:spacing w:before="100" w:beforeAutospacing="1" w:after="100" w:afterAutospacing="1" w:line="360" w:lineRule="auto"/>
+        <w:rPr>
+          <w:rFonts w:ascii="Times New Roman" w:eastAsia="Times New Roman" w:hAnsi="Times New Roman" w:cs="Times New Roman"/>
+          <w:sz w:val="24"/>
+          <w:szCs w:val="24"/>
+        </w:rPr>
+      </w:pPr>
+      <w:r>
+        <w:rPr>
+          <w:rFonts w:ascii="Times New Roman" w:eastAsia="Times New Roman" w:hAnsi="Times New Roman" w:cs="Times New Roman"/>
+          <w:sz w:val="24"/>
+          <w:szCs w:val="24"/>
+        </w:rPr>
+        <w:t>1) ADD Test catalog</w:t>
+      </w:r>
+      <w:r>
+        <w:rPr>
+          <w:rFonts w:ascii="Times New Roman" w:eastAsia="Times New Roman" w:hAnsi="Times New Roman" w:cs="Times New Roman"/>
+          <w:sz w:val="24"/>
+          <w:szCs w:val="24"/>
+        </w:rPr>
+        <w:br/>
+        <w:t>2)Doctor order lab test</w:t>
+      </w:r>
+      <w:r>
+        <w:rPr>
+          <w:rFonts w:ascii="Times New Roman" w:eastAsia="Times New Roman" w:hAnsi="Times New Roman" w:cs="Times New Roman"/>
+          <w:sz w:val="24"/>
+          <w:szCs w:val="24"/>
+        </w:rPr>
+        <w:br/>
+        <w:t>3)Nurse prepare and collect Sample</w:t>
+      </w:r>
+      <w:r>
+        <w:rPr>
+          <w:rFonts w:ascii="Times New Roman" w:eastAsia="Times New Roman" w:hAnsi="Times New Roman" w:cs="Times New Roman"/>
+          <w:sz w:val="24"/>
+          <w:szCs w:val="24"/>
+        </w:rPr>
+        <w:br/>
+        <w:t>4)lab technician receive and process</w:t>
+      </w:r>
+      <w:r>
+        <w:rPr>
+          <w:rFonts w:ascii="Times New Roman" w:eastAsia="Times New Roman" w:hAnsi="Times New Roman" w:cs="Times New Roman"/>
+          <w:sz w:val="24"/>
+          <w:szCs w:val="24"/>
+        </w:rPr>
+        <w:br/>
+        <w:t>5)lab technician finalize report</w:t>
+      </w:r>
+      <w:r>
+        <w:rPr>
+          <w:rFonts w:ascii="Times New Roman" w:eastAsia="Times New Roman" w:hAnsi="Times New Roman" w:cs="Times New Roman"/>
+          <w:sz w:val="24"/>
+          <w:szCs w:val="24"/>
+        </w:rPr>
+        <w:br/>
+        <w:t>6) doctor review lab report</w:t>
+      </w:r>
+      <w:r>
+        <w:rPr>
+          <w:rFonts w:ascii="Times New Roman" w:eastAsia="Times New Roman" w:hAnsi="Times New Roman" w:cs="Times New Roman"/>
+          <w:sz w:val="24"/>
+          <w:szCs w:val="24"/>
+        </w:rPr>
+        <w:br/>
+        <w:t>7)follow doctor’s instruction</w:t>
+      </w:r>
+    </w:p>
+    <w:p>
+      <w:pPr>
+        <w:rPr>
+          <w:rFonts w:ascii="Times New Roman" w:eastAsia="Times New Roman" w:hAnsi="Times New Roman" w:cs="Times New Roman"/>
+          <w:sz w:val="24"/>
+          <w:szCs w:val="24"/>
+        </w:rPr>
+      </w:pPr>
+      <w:r>
+        <w:rPr>
+          <w:rFonts w:ascii="Times New Roman" w:eastAsia="Times New Roman" w:hAnsi="Times New Roman" w:cs="Times New Roman"/>
+          <w:sz w:val="24"/>
+          <w:szCs w:val="24"/>
+        </w:rPr>
+        <w:br w:type="page"/>
+      </w:r>
+    </w:p>
+    <w:p>
+      <w:pPr>
+        <w:spacing w:before="100" w:beforeAutospacing="1" w:after="100" w:afterAutospacing="1" w:line="360" w:lineRule="auto"/>
+        <w:rPr>
+          <w:rFonts w:ascii="Times New Roman" w:eastAsia="Times New Roman" w:hAnsi="Times New Roman" w:cs="Times New Roman"/>
+          <w:sz w:val="24"/>
+          <w:szCs w:val="24"/>
+        </w:rPr>
+      </w:pPr>
     </w:p>
     <w:p>
       <w:pPr>

--- a/project details.docx
+++ b/project details.docx
@@ -3044,9 +3044,106 @@
         <w:spacing w:before="100" w:beforeAutospacing="1" w:after="100" w:afterAutospacing="1" w:line="360" w:lineRule="auto"/>
         <w:rPr>
           <w:rFonts w:ascii="Times New Roman" w:eastAsia="Times New Roman" w:hAnsi="Times New Roman" w:cs="Times New Roman"/>
-          <w:sz w:val="24"/>
-          <w:szCs w:val="24"/>
-        </w:rPr>
+          <w:b/>
+          <w:sz w:val="24"/>
+          <w:szCs w:val="24"/>
+          <w:u w:val="single"/>
+        </w:rPr>
+      </w:pPr>
+      <w:r>
+        <w:rPr>
+          <w:rFonts w:ascii="Times New Roman" w:eastAsia="Times New Roman" w:hAnsi="Times New Roman" w:cs="Times New Roman"/>
+          <w:b/>
+          <w:sz w:val="24"/>
+          <w:szCs w:val="24"/>
+          <w:u w:val="single"/>
+        </w:rPr>
+        <w:lastRenderedPageBreak/>
+        <w:t>Admission to Discharge</w:t>
+      </w:r>
+    </w:p>
+    <w:p>
+      <w:pPr>
+        <w:pStyle w:val="NormalWeb"/>
+        <w:spacing w:line="360" w:lineRule="auto"/>
+      </w:pPr>
+      <w:proofErr w:type="gramStart"/>
+      <w:r>
+        <w:t>1)doctor</w:t>
+      </w:r>
+      <w:proofErr w:type="gramEnd"/>
+      <w:r>
+        <w:t xml:space="preserve"> – at the end of consultation doctor initiate patient to be admitted</w:t>
+      </w:r>
+      <w:r>
+        <w:br/>
+        <w:t xml:space="preserve">2) Receptionist – get the info assign ward and bed </w:t>
+      </w:r>
+    </w:p>
+    <w:p>
+      <w:pPr>
+        <w:pStyle w:val="NormalWeb"/>
+        <w:spacing w:line="360" w:lineRule="auto"/>
+      </w:pPr>
+      <w:proofErr w:type="gramStart"/>
+      <w:r>
+        <w:t>3)Nurse</w:t>
+      </w:r>
+      <w:proofErr w:type="gramEnd"/>
+      <w:r>
+        <w:t xml:space="preserve"> – monitor patient according to patient instruction and update </w:t>
+      </w:r>
+    </w:p>
+    <w:p>
+      <w:pPr>
+        <w:pStyle w:val="NormalWeb"/>
+        <w:spacing w:line="360" w:lineRule="auto"/>
+      </w:pPr>
+      <w:r>
+        <w:t xml:space="preserve">4) </w:t>
+      </w:r>
+      <w:proofErr w:type="gramStart"/>
+      <w:r>
+        <w:t>doctor</w:t>
+      </w:r>
+      <w:proofErr w:type="gramEnd"/>
+      <w:r>
+        <w:t xml:space="preserve"> – according to nurse monitoring update, initiate discharge</w:t>
+      </w:r>
+    </w:p>
+    <w:p>
+      <w:pPr>
+        <w:pStyle w:val="NormalWeb"/>
+        <w:spacing w:line="360" w:lineRule="auto"/>
+      </w:pPr>
+      <w:r>
+        <w:t>5) Accountant – after discharge initiated accountant create invoice and collect payment</w:t>
+      </w:r>
+    </w:p>
+    <w:p>
+      <w:pPr>
+        <w:pStyle w:val="NormalWeb"/>
+        <w:spacing w:line="360" w:lineRule="auto"/>
+      </w:pPr>
+      <w:proofErr w:type="gramStart"/>
+      <w:r>
+        <w:t>6)receptionist</w:t>
+      </w:r>
+      <w:proofErr w:type="gramEnd"/>
+      <w:r>
+        <w:t xml:space="preserve"> – after payment collected discharge patient and make bed again available to another patient</w:t>
+      </w:r>
+    </w:p>
+    <w:p>
+      <w:pPr>
+        <w:pStyle w:val="NormalWeb"/>
+        <w:spacing w:line="360" w:lineRule="auto"/>
+      </w:pPr>
+    </w:p>
+    <w:p>
+      <w:pPr>
+        <w:pStyle w:val="NormalWeb"/>
+        <w:spacing w:line="276" w:lineRule="auto"/>
       </w:pPr>
     </w:p>
     <w:p>
